--- a/laptop-diagnostics 技術實作手冊.docx
+++ b/laptop-diagnostics 技術實作手冊.docx
@@ -48,6 +48,52 @@
     </w:p>
     <w:p>
       <w:pPr>
+        <w:spacing w:after="40" w:before="140"/>
+        <w:jc w:val="center"/>
+      </w:pPr>
+      <w:r>
+        <w:drawing>
+          <wp:inline distT="0" distB="0" distL="0" distR="0">
+            <wp:extent cx="4191000" cy="2686050"/>
+            <wp:effectExtent t="0" r="0" b="0" l="0"/>
+            <wp:docPr id="1" name="img" descr="manual screenshot" title="screenshot"/>
+            <wp:cNvGraphicFramePr>
+              <a:graphicFrameLocks xmlns:a="http://schemas.openxmlformats.org/drawingml/2006/main" noChangeAspect="1"/>
+            </wp:cNvGraphicFramePr>
+            <a:graphic xmlns:a="http://schemas.openxmlformats.org/drawingml/2006/main">
+              <a:graphicData uri="http://schemas.openxmlformats.org/drawingml/2006/picture">
+                <pic:pic xmlns:pic="http://schemas.openxmlformats.org/drawingml/2006/picture">
+                  <pic:nvPicPr>
+                    <pic:cNvPr id="0" name="" descr=""/>
+                    <pic:cNvPicPr>
+                      <a:picLocks noChangeAspect="1" noChangeArrowheads="1"/>
+                    </pic:cNvPicPr>
+                  </pic:nvPicPr>
+                  <pic:blipFill>
+                    <a:blip r:embed="rId8" cstate="none"/>
+                    <a:srcRect/>
+                    <a:stretch>
+                      <a:fillRect/>
+                    </a:stretch>
+                  </pic:blipFill>
+                  <pic:spPr bwMode="auto">
+                    <a:xfrm>
+                      <a:off x="0" y="0"/>
+                      <a:ext cx="4191000" cy="2686050"/>
+                    </a:xfrm>
+                    <a:prstGeom prst="rect">
+                      <a:avLst/>
+                    </a:prstGeom>
+                  </pic:spPr>
+                </pic:pic>
+              </a:graphicData>
+            </a:graphic>
+          </wp:inline>
+        </w:drawing>
+      </w:r>
+    </w:p>
+    <w:p>
+      <w:pPr>
         <w:spacing w:before="320"/>
         <w:jc w:val="center"/>
       </w:pPr>
@@ -57,7 +103,7 @@
           <w:sz w:val="20"/>
           <w:szCs w:val="20"/>
         </w:rPr>
-        <w:t xml:space="preserve">版本 1.1   ·   2026-06-25</w:t>
+        <w:t xml:space="preserve">版本 1.2   ·   2026-06-25</w:t>
       </w:r>
     </w:p>
     <w:p>
@@ -156,9 +202,9 @@
         </w:tblBorders>
       </w:tblPr>
       <w:tblGrid>
-        <w:gridCol w:w="2200"/>
-        <w:gridCol w:w="4760"/>
         <w:gridCol w:w="2400"/>
+        <w:gridCol w:w="4360"/>
+        <w:gridCol w:w="2600"/>
       </w:tblGrid>
       <w:tr>
         <w:trPr>
@@ -166,7 +212,7 @@
         </w:trPr>
         <w:tc>
           <w:tcPr>
-            <w:tcW w:type="dxa" w:w="2200"/>
+            <w:tcW w:type="dxa" w:w="2400"/>
             <w:tcBorders>
               <w:top w:val="single" w:color="C9D3E0" w:sz="1"/>
               <w:left w:val="single" w:color="C9D3E0" w:sz="1"/>
@@ -196,7 +242,7 @@
         </w:tc>
         <w:tc>
           <w:tcPr>
-            <w:tcW w:type="dxa" w:w="4760"/>
+            <w:tcW w:type="dxa" w:w="4360"/>
             <w:tcBorders>
               <w:top w:val="single" w:color="C9D3E0" w:sz="1"/>
               <w:left w:val="single" w:color="C9D3E0" w:sz="1"/>
@@ -226,7 +272,7 @@
         </w:tc>
         <w:tc>
           <w:tcPr>
-            <w:tcW w:type="dxa" w:w="2400"/>
+            <w:tcW w:type="dxa" w:w="2600"/>
             <w:tcBorders>
               <w:top w:val="single" w:color="C9D3E0" w:sz="1"/>
               <w:left w:val="single" w:color="C9D3E0" w:sz="1"/>
@@ -261,7 +307,7 @@
         </w:trPr>
         <w:tc>
           <w:tcPr>
-            <w:tcW w:type="dxa" w:w="2200"/>
+            <w:tcW w:type="dxa" w:w="2400"/>
             <w:tcBorders>
               <w:top w:val="single" w:color="C9D3E0" w:sz="1"/>
               <w:left w:val="single" w:color="C9D3E0" w:sz="1"/>
@@ -291,7 +337,7 @@
         </w:tc>
         <w:tc>
           <w:tcPr>
-            <w:tcW w:type="dxa" w:w="4760"/>
+            <w:tcW w:type="dxa" w:w="4360"/>
             <w:tcBorders>
               <w:top w:val="single" w:color="C9D3E0" w:sz="1"/>
               <w:left w:val="single" w:color="C9D3E0" w:sz="1"/>
@@ -321,7 +367,7 @@
         </w:tc>
         <w:tc>
           <w:tcPr>
-            <w:tcW w:type="dxa" w:w="2400"/>
+            <w:tcW w:type="dxa" w:w="2600"/>
             <w:tcBorders>
               <w:top w:val="single" w:color="C9D3E0" w:sz="1"/>
               <w:left w:val="single" w:color="C9D3E0" w:sz="1"/>
@@ -356,7 +402,7 @@
         </w:trPr>
         <w:tc>
           <w:tcPr>
-            <w:tcW w:type="dxa" w:w="2200"/>
+            <w:tcW w:type="dxa" w:w="2400"/>
             <w:tcBorders>
               <w:top w:val="single" w:color="C9D3E0" w:sz="1"/>
               <w:left w:val="single" w:color="C9D3E0" w:sz="1"/>
@@ -386,7 +432,7 @@
         </w:tc>
         <w:tc>
           <w:tcPr>
-            <w:tcW w:type="dxa" w:w="4760"/>
+            <w:tcW w:type="dxa" w:w="4360"/>
             <w:tcBorders>
               <w:top w:val="single" w:color="C9D3E0" w:sz="1"/>
               <w:left w:val="single" w:color="C9D3E0" w:sz="1"/>
@@ -416,7 +462,7 @@
         </w:tc>
         <w:tc>
           <w:tcPr>
-            <w:tcW w:type="dxa" w:w="2400"/>
+            <w:tcW w:type="dxa" w:w="2600"/>
             <w:tcBorders>
               <w:top w:val="single" w:color="C9D3E0" w:sz="1"/>
               <w:left w:val="single" w:color="C9D3E0" w:sz="1"/>
@@ -451,7 +497,7 @@
         </w:trPr>
         <w:tc>
           <w:tcPr>
-            <w:tcW w:type="dxa" w:w="2200"/>
+            <w:tcW w:type="dxa" w:w="2400"/>
             <w:tcBorders>
               <w:top w:val="single" w:color="C9D3E0" w:sz="1"/>
               <w:left w:val="single" w:color="C9D3E0" w:sz="1"/>
@@ -481,7 +527,7 @@
         </w:tc>
         <w:tc>
           <w:tcPr>
-            <w:tcW w:type="dxa" w:w="4760"/>
+            <w:tcW w:type="dxa" w:w="4360"/>
             <w:tcBorders>
               <w:top w:val="single" w:color="C9D3E0" w:sz="1"/>
               <w:left w:val="single" w:color="C9D3E0" w:sz="1"/>
@@ -511,7 +557,7 @@
         </w:tc>
         <w:tc>
           <w:tcPr>
-            <w:tcW w:type="dxa" w:w="2400"/>
+            <w:tcW w:type="dxa" w:w="2600"/>
             <w:tcBorders>
               <w:top w:val="single" w:color="C9D3E0" w:sz="1"/>
               <w:left w:val="single" w:color="C9D3E0" w:sz="1"/>
@@ -546,7 +592,7 @@
         </w:trPr>
         <w:tc>
           <w:tcPr>
-            <w:tcW w:type="dxa" w:w="2200"/>
+            <w:tcW w:type="dxa" w:w="2400"/>
             <w:tcBorders>
               <w:top w:val="single" w:color="C9D3E0" w:sz="1"/>
               <w:left w:val="single" w:color="C9D3E0" w:sz="1"/>
@@ -576,7 +622,7 @@
         </w:tc>
         <w:tc>
           <w:tcPr>
-            <w:tcW w:type="dxa" w:w="4760"/>
+            <w:tcW w:type="dxa" w:w="4360"/>
             <w:tcBorders>
               <w:top w:val="single" w:color="C9D3E0" w:sz="1"/>
               <w:left w:val="single" w:color="C9D3E0" w:sz="1"/>
@@ -606,7 +652,7 @@
         </w:tc>
         <w:tc>
           <w:tcPr>
-            <w:tcW w:type="dxa" w:w="2400"/>
+            <w:tcW w:type="dxa" w:w="2600"/>
             <w:tcBorders>
               <w:top w:val="single" w:color="C9D3E0" w:sz="1"/>
               <w:left w:val="single" w:color="C9D3E0" w:sz="1"/>
@@ -641,7 +687,7 @@
         </w:trPr>
         <w:tc>
           <w:tcPr>
-            <w:tcW w:type="dxa" w:w="2200"/>
+            <w:tcW w:type="dxa" w:w="2400"/>
             <w:tcBorders>
               <w:top w:val="single" w:color="C9D3E0" w:sz="1"/>
               <w:left w:val="single" w:color="C9D3E0" w:sz="1"/>
@@ -671,7 +717,7 @@
         </w:tc>
         <w:tc>
           <w:tcPr>
-            <w:tcW w:type="dxa" w:w="4760"/>
+            <w:tcW w:type="dxa" w:w="4360"/>
             <w:tcBorders>
               <w:top w:val="single" w:color="C9D3E0" w:sz="1"/>
               <w:left w:val="single" w:color="C9D3E0" w:sz="1"/>
@@ -701,7 +747,7 @@
         </w:tc>
         <w:tc>
           <w:tcPr>
-            <w:tcW w:type="dxa" w:w="2400"/>
+            <w:tcW w:type="dxa" w:w="2600"/>
             <w:tcBorders>
               <w:top w:val="single" w:color="C9D3E0" w:sz="1"/>
               <w:left w:val="single" w:color="C9D3E0" w:sz="1"/>
@@ -777,7 +823,12 @@
         <w:t xml:space="preserve">report/index.html</w:t>
       </w:r>
       <w:r>
-        <w:t xml:space="preserve"> →(由 app_server 服務 + 注入 token)→ 瀏覽器報告 →(按修復)→ POST /api/fix → repair_server.ACTIONS[id]()。</w:t>
+        <w:t xml:space="preserve"> →(由 app_server 服務並注入 token)→ 瀏覽器報告 →(按修復)→ POST /api/fix → repair_server.ACTIONS[id]()。</w:t>
+      </w:r>
+    </w:p>
+    <w:p>
+      <w:r>
+        <w:br w:type="page"/>
       </w:r>
     </w:p>
     <w:p>
@@ -798,7 +849,7 @@
         <w:spacing w:after="60"/>
       </w:pPr>
       <w:r>
-        <w:t xml:space="preserve">macOS(本工具大量呼叫 macOS 專屬指令:pmset、system_profiler、fdesetup、tmutil、launchctl 等)。</w:t>
+        <w:t xml:space="preserve">macOS(本工具大量呼叫 macOS 專屬指令:pmset、system_profiler、fdesetup、tmutil、launchctl、lsof 等)。</w:t>
       </w:r>
     </w:p>
     <w:p>
@@ -815,7 +866,7 @@
           <w:b/>
           <w:bCs/>
         </w:rPr>
-        <w:t xml:space="preserve">Python 3</w:t>
+        <w:t xml:space="preserve">Python 3 </w:t>
       </w:r>
       <w:r>
         <w:t xml:space="preserve">(macOS 開發者工具內含;首次缺少時 app_server 會引導安裝 Command Line Tools)。</w:t>
@@ -832,9 +883,10 @@
       </w:pPr>
       <w:r>
         <w:rPr>
-          <w:rFonts w:ascii="SF Mono" w:cs="SF Mono" w:eastAsia="SF Mono" w:hAnsi="SF Mono"/>
+          <w:b/>
+          <w:bCs/>
         </w:rPr>
-        <w:t xml:space="preserve">fdupes</w:t>
+        <w:t xml:space="preserve">fdupes </w:t>
       </w:r>
       <w:r>
         <w:t xml:space="preserve">(M1 重複檔比對;未裝時 diagnose.sh 會嘗試 brew 安裝,否則退而用 md5 備援)。</w:t>
@@ -854,7 +906,7 @@
           <w:b/>
           <w:bCs/>
         </w:rPr>
-        <w:t xml:space="preserve">Homebrew</w:t>
+        <w:t xml:space="preserve">Homebrew </w:t>
       </w:r>
       <w:r>
         <w:t xml:space="preserve">(選用;M4 開發環境與部分修復動作會用到 brew)。</w:t>
@@ -872,7 +924,7 @@
         <w:rPr>
           <w:color w:val="333333"/>
         </w:rPr>
-        <w:t xml:space="preserve">關鍵環境坑 [已驗證]:若由 launchd 等精簡環境啟動,PATH 預設只有 /usr/bin:/bin:/usr/sbin:/sbin,不含 /opt/homebrew/{bin,sbin}。diagnose.sh(set -euo pipefail)一旦找不到 fdupes / brew / python3 就整支非零退出 → app_server 回報「診斷收集失敗」。常駐部署務必在 wrapper 補完整 PATH(見第六章)。</w:t>
+        <w:t xml:space="preserve">關鍵環境坑 [已驗證]:若由 launchd 等精簡環境啟動,PATH 預設只有 /usr/bin:/bin:/usr/sbin:/sbin,不含 /opt/homebrew/{bin,sbin}。diagnose.sh(set -euo pipefail)一旦找不到 fdupes / brew / python3 就整支非零退出 → app_server 回報「診斷收集失敗」。常駐部署務必在 wrapper 補完整 PATH(見第七章)。</w:t>
       </w:r>
     </w:p>
     <w:p>
@@ -1093,6 +1145,11 @@
       </w:r>
     </w:p>
     <w:p>
+      <w:r>
+        <w:br w:type="page"/>
+      </w:r>
+    </w:p>
+    <w:p>
       <w:pPr>
         <w:pStyle w:val="Heading1"/>
       </w:pPr>
@@ -1113,9 +1170,9 @@
         </w:tblBorders>
       </w:tblPr>
       <w:tblGrid>
-        <w:gridCol w:w="3000"/>
-        <w:gridCol w:w="2000"/>
-        <w:gridCol w:w="4360"/>
+        <w:gridCol w:w="2700"/>
+        <w:gridCol w:w="1300"/>
+        <w:gridCol w:w="5360"/>
       </w:tblGrid>
       <w:tr>
         <w:trPr>
@@ -1123,7 +1180,7 @@
         </w:trPr>
         <w:tc>
           <w:tcPr>
-            <w:tcW w:type="dxa" w:w="3000"/>
+            <w:tcW w:type="dxa" w:w="2700"/>
             <w:tcBorders>
               <w:top w:val="single" w:color="C9D3E0" w:sz="1"/>
               <w:left w:val="single" w:color="C9D3E0" w:sz="1"/>
@@ -1153,7 +1210,7 @@
         </w:tc>
         <w:tc>
           <w:tcPr>
-            <w:tcW w:type="dxa" w:w="2000"/>
+            <w:tcW w:type="dxa" w:w="1300"/>
             <w:tcBorders>
               <w:top w:val="single" w:color="C9D3E0" w:sz="1"/>
               <w:left w:val="single" w:color="C9D3E0" w:sz="1"/>
@@ -1183,7 +1240,7 @@
         </w:tc>
         <w:tc>
           <w:tcPr>
-            <w:tcW w:type="dxa" w:w="4360"/>
+            <w:tcW w:type="dxa" w:w="5360"/>
             <w:tcBorders>
               <w:top w:val="single" w:color="C9D3E0" w:sz="1"/>
               <w:left w:val="single" w:color="C9D3E0" w:sz="1"/>
@@ -1218,37 +1275,37 @@
         </w:trPr>
         <w:tc>
           <w:tcPr>
-            <w:tcW w:type="dxa" w:w="3000"/>
-            <w:tcBorders>
-              <w:top w:val="single" w:color="C9D3E0" w:sz="1"/>
-              <w:left w:val="single" w:color="C9D3E0" w:sz="1"/>
-              <w:bottom w:val="single" w:color="C9D3E0" w:sz="1"/>
-              <w:right w:val="single" w:color="C9D3E0" w:sz="1"/>
-            </w:tcBorders>
-            <w:shd w:fill="FFFFFF" w:val="clear"/>
-            <w:tcMar>
-              <w:top w:type="dxa" w:w="70"/>
-              <w:left w:type="dxa" w:w="130"/>
-              <w:bottom w:type="dxa" w:w="70"/>
-              <w:right w:type="dxa" w:w="130"/>
-            </w:tcMar>
-          </w:tcPr>
-          <w:p>
-            <w:r>
-              <w:rPr>
-                <w:b w:val="false"/>
-                <w:bCs w:val="false"/>
-                <w:color w:val="222222"/>
-                <w:sz w:val="20"/>
-                <w:szCs w:val="20"/>
-              </w:rPr>
-              <w:t xml:space="preserve">/  ·  /index.html</w:t>
-            </w:r>
-          </w:p>
-        </w:tc>
-        <w:tc>
-          <w:tcPr>
-            <w:tcW w:type="dxa" w:w="2000"/>
+            <w:tcW w:type="dxa" w:w="2700"/>
+            <w:tcBorders>
+              <w:top w:val="single" w:color="C9D3E0" w:sz="1"/>
+              <w:left w:val="single" w:color="C9D3E0" w:sz="1"/>
+              <w:bottom w:val="single" w:color="C9D3E0" w:sz="1"/>
+              <w:right w:val="single" w:color="C9D3E0" w:sz="1"/>
+            </w:tcBorders>
+            <w:shd w:fill="FFFFFF" w:val="clear"/>
+            <w:tcMar>
+              <w:top w:type="dxa" w:w="70"/>
+              <w:left w:type="dxa" w:w="130"/>
+              <w:bottom w:type="dxa" w:w="70"/>
+              <w:right w:type="dxa" w:w="130"/>
+            </w:tcMar>
+          </w:tcPr>
+          <w:p>
+            <w:r>
+              <w:rPr>
+                <w:b w:val="false"/>
+                <w:bCs w:val="false"/>
+                <w:color w:val="222222"/>
+                <w:sz w:val="20"/>
+                <w:szCs w:val="20"/>
+              </w:rPr>
+              <w:t xml:space="preserve">/ · /index.html</w:t>
+            </w:r>
+          </w:p>
+        </w:tc>
+        <w:tc>
+          <w:tcPr>
+            <w:tcW w:type="dxa" w:w="1300"/>
             <w:tcBorders>
               <w:top w:val="single" w:color="C9D3E0" w:sz="1"/>
               <w:left w:val="single" w:color="C9D3E0" w:sz="1"/>
@@ -1278,31 +1335,31 @@
         </w:tc>
         <w:tc>
           <w:tcPr>
-            <w:tcW w:type="dxa" w:w="4360"/>
-            <w:tcBorders>
-              <w:top w:val="single" w:color="C9D3E0" w:sz="1"/>
-              <w:left w:val="single" w:color="C9D3E0" w:sz="1"/>
-              <w:bottom w:val="single" w:color="C9D3E0" w:sz="1"/>
-              <w:right w:val="single" w:color="C9D3E0" w:sz="1"/>
-            </w:tcBorders>
-            <w:shd w:fill="FFFFFF" w:val="clear"/>
-            <w:tcMar>
-              <w:top w:type="dxa" w:w="70"/>
-              <w:left w:type="dxa" w:w="130"/>
-              <w:bottom w:type="dxa" w:w="70"/>
-              <w:right w:type="dxa" w:w="130"/>
-            </w:tcMar>
-          </w:tcPr>
-          <w:p>
-            <w:r>
-              <w:rPr>
-                <w:b w:val="false"/>
-                <w:bCs w:val="false"/>
-                <w:color w:val="222222"/>
-                <w:sz w:val="20"/>
-                <w:szCs w:val="20"/>
-              </w:rPr>
-              <w:t xml:space="preserve">landing 頁(__AUTO__=0,需按開始體檢)</w:t>
+            <w:tcW w:type="dxa" w:w="5360"/>
+            <w:tcBorders>
+              <w:top w:val="single" w:color="C9D3E0" w:sz="1"/>
+              <w:left w:val="single" w:color="C9D3E0" w:sz="1"/>
+              <w:bottom w:val="single" w:color="C9D3E0" w:sz="1"/>
+              <w:right w:val="single" w:color="C9D3E0" w:sz="1"/>
+            </w:tcBorders>
+            <w:shd w:fill="FFFFFF" w:val="clear"/>
+            <w:tcMar>
+              <w:top w:type="dxa" w:w="70"/>
+              <w:left w:type="dxa" w:w="130"/>
+              <w:bottom w:type="dxa" w:w="70"/>
+              <w:right w:type="dxa" w:w="130"/>
+            </w:tcMar>
+          </w:tcPr>
+          <w:p>
+            <w:r>
+              <w:rPr>
+                <w:b w:val="false"/>
+                <w:bCs w:val="false"/>
+                <w:color w:val="222222"/>
+                <w:sz w:val="20"/>
+                <w:szCs w:val="20"/>
+              </w:rPr>
+              <w:t xml:space="preserve">landing 頁(需按開始體檢)</w:t>
             </w:r>
           </w:p>
         </w:tc>
@@ -1313,7 +1370,7 @@
         </w:trPr>
         <w:tc>
           <w:tcPr>
-            <w:tcW w:type="dxa" w:w="3000"/>
+            <w:tcW w:type="dxa" w:w="2700"/>
             <w:tcBorders>
               <w:top w:val="single" w:color="C9D3E0" w:sz="1"/>
               <w:left w:val="single" w:color="C9D3E0" w:sz="1"/>
@@ -1343,7 +1400,7 @@
         </w:tc>
         <w:tc>
           <w:tcPr>
-            <w:tcW w:type="dxa" w:w="2000"/>
+            <w:tcW w:type="dxa" w:w="1300"/>
             <w:tcBorders>
               <w:top w:val="single" w:color="C9D3E0" w:sz="1"/>
               <w:left w:val="single" w:color="C9D3E0" w:sz="1"/>
@@ -1373,31 +1430,31 @@
         </w:tc>
         <w:tc>
           <w:tcPr>
-            <w:tcW w:type="dxa" w:w="4360"/>
-            <w:tcBorders>
-              <w:top w:val="single" w:color="C9D3E0" w:sz="1"/>
-              <w:left w:val="single" w:color="C9D3E0" w:sz="1"/>
-              <w:bottom w:val="single" w:color="C9D3E0" w:sz="1"/>
-              <w:right w:val="single" w:color="C9D3E0" w:sz="1"/>
-            </w:tcBorders>
-            <w:shd w:fill="FFFFFF" w:val="clear"/>
-            <w:tcMar>
-              <w:top w:type="dxa" w:w="70"/>
-              <w:left w:type="dxa" w:w="130"/>
-              <w:bottom w:type="dxa" w:w="70"/>
-              <w:right w:type="dxa" w:w="130"/>
-            </w:tcMar>
-          </w:tcPr>
-          <w:p>
-            <w:r>
-              <w:rPr>
-                <w:b w:val="false"/>
-                <w:bCs w:val="false"/>
-                <w:color w:val="222222"/>
-                <w:sz w:val="20"/>
-                <w:szCs w:val="20"/>
-              </w:rPr>
-              <w:t xml:space="preserve">landing 頁(__AUTO__=1,載入即自動開掃)</w:t>
+            <w:tcW w:type="dxa" w:w="5360"/>
+            <w:tcBorders>
+              <w:top w:val="single" w:color="C9D3E0" w:sz="1"/>
+              <w:left w:val="single" w:color="C9D3E0" w:sz="1"/>
+              <w:bottom w:val="single" w:color="C9D3E0" w:sz="1"/>
+              <w:right w:val="single" w:color="C9D3E0" w:sz="1"/>
+            </w:tcBorders>
+            <w:shd w:fill="FFFFFF" w:val="clear"/>
+            <w:tcMar>
+              <w:top w:type="dxa" w:w="70"/>
+              <w:left w:type="dxa" w:w="130"/>
+              <w:bottom w:type="dxa" w:w="70"/>
+              <w:right w:type="dxa" w:w="130"/>
+            </w:tcMar>
+          </w:tcPr>
+          <w:p>
+            <w:r>
+              <w:rPr>
+                <w:b w:val="false"/>
+                <w:bCs w:val="false"/>
+                <w:color w:val="222222"/>
+                <w:sz w:val="20"/>
+                <w:szCs w:val="20"/>
+              </w:rPr>
+              <w:t xml:space="preserve">landing 頁(載入即自動開掃)</w:t>
             </w:r>
           </w:p>
         </w:tc>
@@ -1408,7 +1465,7 @@
         </w:trPr>
         <w:tc>
           <w:tcPr>
-            <w:tcW w:type="dxa" w:w="3000"/>
+            <w:tcW w:type="dxa" w:w="2700"/>
             <w:tcBorders>
               <w:top w:val="single" w:color="C9D3E0" w:sz="1"/>
               <w:left w:val="single" w:color="C9D3E0" w:sz="1"/>
@@ -1438,7 +1495,7 @@
         </w:tc>
         <w:tc>
           <w:tcPr>
-            <w:tcW w:type="dxa" w:w="2000"/>
+            <w:tcW w:type="dxa" w:w="1300"/>
             <w:tcBorders>
               <w:top w:val="single" w:color="C9D3E0" w:sz="1"/>
               <w:left w:val="single" w:color="C9D3E0" w:sz="1"/>
@@ -1468,7 +1525,7 @@
         </w:tc>
         <w:tc>
           <w:tcPr>
-            <w:tcW w:type="dxa" w:w="4360"/>
+            <w:tcW w:type="dxa" w:w="5360"/>
             <w:tcBorders>
               <w:top w:val="single" w:color="C9D3E0" w:sz="1"/>
               <w:left w:val="single" w:color="C9D3E0" w:sz="1"/>
@@ -1503,7 +1560,7 @@
         </w:trPr>
         <w:tc>
           <w:tcPr>
-            <w:tcW w:type="dxa" w:w="3000"/>
+            <w:tcW w:type="dxa" w:w="2700"/>
             <w:tcBorders>
               <w:top w:val="single" w:color="C9D3E0" w:sz="1"/>
               <w:left w:val="single" w:color="C9D3E0" w:sz="1"/>
@@ -1533,7 +1590,7 @@
         </w:tc>
         <w:tc>
           <w:tcPr>
-            <w:tcW w:type="dxa" w:w="2000"/>
+            <w:tcW w:type="dxa" w:w="1300"/>
             <w:tcBorders>
               <w:top w:val="single" w:color="C9D3E0" w:sz="1"/>
               <w:left w:val="single" w:color="C9D3E0" w:sz="1"/>
@@ -1563,31 +1620,31 @@
         </w:tc>
         <w:tc>
           <w:tcPr>
-            <w:tcW w:type="dxa" w:w="4360"/>
-            <w:tcBorders>
-              <w:top w:val="single" w:color="C9D3E0" w:sz="1"/>
-              <w:left w:val="single" w:color="C9D3E0" w:sz="1"/>
-              <w:bottom w:val="single" w:color="C9D3E0" w:sz="1"/>
-              <w:right w:val="single" w:color="C9D3E0" w:sz="1"/>
-            </w:tcBorders>
-            <w:shd w:fill="FFFFFF" w:val="clear"/>
-            <w:tcMar>
-              <w:top w:type="dxa" w:w="70"/>
-              <w:left w:type="dxa" w:w="130"/>
-              <w:bottom w:type="dxa" w:w="70"/>
-              <w:right w:type="dxa" w:w="130"/>
-            </w:tcMar>
-          </w:tcPr>
-          <w:p>
-            <w:r>
-              <w:rPr>
-                <w:b w:val="false"/>
-                <w:bCs w:val="false"/>
-                <w:color w:val="222222"/>
-                <w:sz w:val="20"/>
-                <w:szCs w:val="20"/>
-              </w:rPr>
-              <w:t xml:space="preserve">健康探測 {"ok":true}</w:t>
+            <w:tcW w:type="dxa" w:w="5360"/>
+            <w:tcBorders>
+              <w:top w:val="single" w:color="C9D3E0" w:sz="1"/>
+              <w:left w:val="single" w:color="C9D3E0" w:sz="1"/>
+              <w:bottom w:val="single" w:color="C9D3E0" w:sz="1"/>
+              <w:right w:val="single" w:color="C9D3E0" w:sz="1"/>
+            </w:tcBorders>
+            <w:shd w:fill="FFFFFF" w:val="clear"/>
+            <w:tcMar>
+              <w:top w:type="dxa" w:w="70"/>
+              <w:left w:type="dxa" w:w="130"/>
+              <w:bottom w:type="dxa" w:w="70"/>
+              <w:right w:type="dxa" w:w="130"/>
+            </w:tcMar>
+          </w:tcPr>
+          <w:p>
+            <w:r>
+              <w:rPr>
+                <w:b w:val="false"/>
+                <w:bCs w:val="false"/>
+                <w:color w:val="222222"/>
+                <w:sz w:val="20"/>
+                <w:szCs w:val="20"/>
+              </w:rPr>
+              <w:t xml:space="preserve">健康探測 {"ok":true}(報告載入時據此判斷修復是否可用)</w:t>
             </w:r>
           </w:p>
         </w:tc>
@@ -1598,7 +1655,7 @@
         </w:trPr>
         <w:tc>
           <w:tcPr>
-            <w:tcW w:type="dxa" w:w="3000"/>
+            <w:tcW w:type="dxa" w:w="2700"/>
             <w:tcBorders>
               <w:top w:val="single" w:color="C9D3E0" w:sz="1"/>
               <w:left w:val="single" w:color="C9D3E0" w:sz="1"/>
@@ -1628,7 +1685,7 @@
         </w:tc>
         <w:tc>
           <w:tcPr>
-            <w:tcW w:type="dxa" w:w="2000"/>
+            <w:tcW w:type="dxa" w:w="1300"/>
             <w:tcBorders>
               <w:top w:val="single" w:color="C9D3E0" w:sz="1"/>
               <w:left w:val="single" w:color="C9D3E0" w:sz="1"/>
@@ -1658,7 +1715,7 @@
         </w:tc>
         <w:tc>
           <w:tcPr>
-            <w:tcW w:type="dxa" w:w="4360"/>
+            <w:tcW w:type="dxa" w:w="5360"/>
             <w:tcBorders>
               <w:top w:val="single" w:color="C9D3E0" w:sz="1"/>
               <w:left w:val="single" w:color="C9D3E0" w:sz="1"/>
@@ -1693,7 +1750,7 @@
         </w:trPr>
         <w:tc>
           <w:tcPr>
-            <w:tcW w:type="dxa" w:w="3000"/>
+            <w:tcW w:type="dxa" w:w="2700"/>
             <w:tcBorders>
               <w:top w:val="single" w:color="C9D3E0" w:sz="1"/>
               <w:left w:val="single" w:color="C9D3E0" w:sz="1"/>
@@ -1723,7 +1780,7 @@
         </w:tc>
         <w:tc>
           <w:tcPr>
-            <w:tcW w:type="dxa" w:w="2000"/>
+            <w:tcW w:type="dxa" w:w="1300"/>
             <w:tcBorders>
               <w:top w:val="single" w:color="C9D3E0" w:sz="1"/>
               <w:left w:val="single" w:color="C9D3E0" w:sz="1"/>
@@ -1753,7 +1810,7 @@
         </w:tc>
         <w:tc>
           <w:tcPr>
-            <w:tcW w:type="dxa" w:w="4360"/>
+            <w:tcW w:type="dxa" w:w="5360"/>
             <w:tcBorders>
               <w:top w:val="single" w:color="C9D3E0" w:sz="1"/>
               <w:left w:val="single" w:color="C9D3E0" w:sz="1"/>
@@ -1788,7 +1845,7 @@
         </w:trPr>
         <w:tc>
           <w:tcPr>
-            <w:tcW w:type="dxa" w:w="3000"/>
+            <w:tcW w:type="dxa" w:w="2700"/>
             <w:tcBorders>
               <w:top w:val="single" w:color="C9D3E0" w:sz="1"/>
               <w:left w:val="single" w:color="C9D3E0" w:sz="1"/>
@@ -1818,7 +1875,7 @@
         </w:tc>
         <w:tc>
           <w:tcPr>
-            <w:tcW w:type="dxa" w:w="2000"/>
+            <w:tcW w:type="dxa" w:w="1300"/>
             <w:tcBorders>
               <w:top w:val="single" w:color="C9D3E0" w:sz="1"/>
               <w:left w:val="single" w:color="C9D3E0" w:sz="1"/>
@@ -1848,7 +1905,7 @@
         </w:tc>
         <w:tc>
           <w:tcPr>
-            <w:tcW w:type="dxa" w:w="4360"/>
+            <w:tcW w:type="dxa" w:w="5360"/>
             <w:tcBorders>
               <w:top w:val="single" w:color="C9D3E0" w:sz="1"/>
               <w:left w:val="single" w:color="C9D3E0" w:sz="1"/>
@@ -1881,16 +1938,31 @@
     <w:p>
       <w:pPr>
         <w:pBdr>
-          <w:left w:val="single" w:color="B00020" w:sz="18"/>
+          <w:left w:val="single" w:color="0F6FB5" w:sz="18"/>
         </w:pBdr>
-        <w:shd w:fill="FCEBEB" w:val="clear"/>
+        <w:shd w:fill="EAF2FB" w:val="clear"/>
         <w:spacing w:after="120" w:before="80"/>
       </w:pPr>
       <w:r>
         <w:rPr>
           <w:color w:val="333333"/>
         </w:rPr>
-        <w:t xml:space="preserve">安全設計 [已驗證]:服務僅綁 127.0.0.1(loopback);每個進程啟動時以 secrets.token_hex(16) 產生一次性 token,所有 POST 都驗 token;修復動作在執行當下重新驗證現況,不依賴舊報告。要讓非本機(如手機經 VPN)使用須改綁網路 IP,等於把含管理員權限的修復 API 曝險,屬明確的安全取捨,預設不開。</w:t>
+        <w:t xml:space="preserve">並行與埠 [已驗證]:伺服器使用 ThreadingHTTPServer(每請求一執行緒),避免長動作(如 brew upgrade、原生授權視窗)阻塞其他請求造成「無法連接」。啟動時若偵測該埠已有 MacVitals(打 /api/ping 成功)→ 直接開瀏覽器、不重複啟動;埠被其他程式佔用 → 自動往後找可用埠。解決「Address already in use(Errno 48)」與常駐服務並存問題。</w:t>
+      </w:r>
+    </w:p>
+    <w:p>
+      <w:pPr>
+        <w:pBdr>
+          <w:left w:val="single" w:color="9A6700" w:sz="18"/>
+        </w:pBdr>
+        <w:shd w:fill="FBF3E2" w:val="clear"/>
+        <w:spacing w:after="120" w:before="80"/>
+      </w:pPr>
+      <w:r>
+        <w:rPr>
+          <w:color w:val="333333"/>
+        </w:rPr>
+        <w:t xml:space="preserve">安全設計 [已驗證]:服務僅綁 127.0.0.1(loopback);每進程啟動以 secrets.token_hex(16) 產生一次性 token,所有 POST 都驗 token;修復動作在執行當下重新驗證現況,不依賴舊報告。要讓非本機(如手機經 VPN/Tailscale)使用,須把服務綁到網路介面或用 tailscale serve 代理——等於把含管理員權限的修復 API 曝險,屬明確安全取捨,預設不開(M11 會偵測此類對外暴露)。</w:t>
       </w:r>
     </w:p>
     <w:p>
@@ -1903,7 +1975,11 @@
     </w:p>
     <w:p>
       <w:pPr>
-        <w:spacing w:after="120"/>
+        <w:pBdr>
+          <w:left w:val="single" w:color="9A6700" w:sz="18"/>
+        </w:pBdr>
+        <w:shd w:fill="FBF3E2" w:val="clear"/>
+        <w:spacing w:after="120" w:before="80"/>
       </w:pPr>
       <w:r>
         <w:rPr>
@@ -1913,7 +1989,7 @@
         <w:t xml:space="preserve">資料契約鐵則 [已驗證]:</w:t>
       </w:r>
       <w:r>
-        <w:t xml:space="preserve">diagnose.sh 寫出的 JSON 欄位,必須對齊 generate_report.py 讀取的欄位;改一邊就兩邊一起改,否則 set -euo pipefail 下的 python 例外會中止整支腳本。generate_report.py 以 SCRIPT_DIR=Path(__file__).parent 定位 report/data 與 report/index.html(故可複製到別處獨立執行)。</w:t>
+        <w:t xml:space="preserve">diagnose.sh 寫出的 JSON 欄位,必須對齊 generate_report.py 讀取的欄位;改一邊就兩邊一起改,否則 set -euo pipefail 下的 python 例外會中止整支腳本。generate_report.py 以 SCRIPT_DIR=Path(__file__).parent 定位 report/data 與 report/index.html(可複製到別處獨立執行)。</w:t>
       </w:r>
     </w:p>
     <w:tbl>
@@ -1929,9 +2005,9 @@
         </w:tblBorders>
       </w:tblPr>
       <w:tblGrid>
-        <w:gridCol w:w="1100"/>
-        <w:gridCol w:w="2400"/>
-        <w:gridCol w:w="5860"/>
+        <w:gridCol w:w="900"/>
+        <w:gridCol w:w="2100"/>
+        <w:gridCol w:w="6360"/>
       </w:tblGrid>
       <w:tr>
         <w:trPr>
@@ -1939,7 +2015,7 @@
         </w:trPr>
         <w:tc>
           <w:tcPr>
-            <w:tcW w:type="dxa" w:w="1100"/>
+            <w:tcW w:type="dxa" w:w="900"/>
             <w:tcBorders>
               <w:top w:val="single" w:color="C9D3E0" w:sz="1"/>
               <w:left w:val="single" w:color="C9D3E0" w:sz="1"/>
@@ -1969,7 +2045,7 @@
         </w:tc>
         <w:tc>
           <w:tcPr>
-            <w:tcW w:type="dxa" w:w="2400"/>
+            <w:tcW w:type="dxa" w:w="2100"/>
             <w:tcBorders>
               <w:top w:val="single" w:color="C9D3E0" w:sz="1"/>
               <w:left w:val="single" w:color="C9D3E0" w:sz="1"/>
@@ -1999,7 +2075,7 @@
         </w:tc>
         <w:tc>
           <w:tcPr>
-            <w:tcW w:type="dxa" w:w="5860"/>
+            <w:tcW w:type="dxa" w:w="6360"/>
             <w:tcBorders>
               <w:top w:val="single" w:color="C9D3E0" w:sz="1"/>
               <w:left w:val="single" w:color="C9D3E0" w:sz="1"/>
@@ -2034,7 +2110,7 @@
         </w:trPr>
         <w:tc>
           <w:tcPr>
-            <w:tcW w:type="dxa" w:w="1100"/>
+            <w:tcW w:type="dxa" w:w="900"/>
             <w:tcBorders>
               <w:top w:val="single" w:color="C9D3E0" w:sz="1"/>
               <w:left w:val="single" w:color="C9D3E0" w:sz="1"/>
@@ -2064,7 +2140,7 @@
         </w:tc>
         <w:tc>
           <w:tcPr>
-            <w:tcW w:type="dxa" w:w="2400"/>
+            <w:tcW w:type="dxa" w:w="2100"/>
             <w:tcBorders>
               <w:top w:val="single" w:color="C9D3E0" w:sz="1"/>
               <w:left w:val="single" w:color="C9D3E0" w:sz="1"/>
@@ -2094,7 +2170,7 @@
         </w:tc>
         <w:tc>
           <w:tcPr>
-            <w:tcW w:type="dxa" w:w="5860"/>
+            <w:tcW w:type="dxa" w:w="6360"/>
             <w:tcBorders>
               <w:top w:val="single" w:color="C9D3E0" w:sz="1"/>
               <w:left w:val="single" w:color="C9D3E0" w:sz="1"/>
@@ -2129,7 +2205,7 @@
         </w:trPr>
         <w:tc>
           <w:tcPr>
-            <w:tcW w:type="dxa" w:w="1100"/>
+            <w:tcW w:type="dxa" w:w="900"/>
             <w:tcBorders>
               <w:top w:val="single" w:color="C9D3E0" w:sz="1"/>
               <w:left w:val="single" w:color="C9D3E0" w:sz="1"/>
@@ -2159,7 +2235,7 @@
         </w:tc>
         <w:tc>
           <w:tcPr>
-            <w:tcW w:type="dxa" w:w="2400"/>
+            <w:tcW w:type="dxa" w:w="2100"/>
             <w:tcBorders>
               <w:top w:val="single" w:color="C9D3E0" w:sz="1"/>
               <w:left w:val="single" w:color="C9D3E0" w:sz="1"/>
@@ -2189,31 +2265,31 @@
         </w:tc>
         <w:tc>
           <w:tcPr>
-            <w:tcW w:type="dxa" w:w="5860"/>
-            <w:tcBorders>
-              <w:top w:val="single" w:color="C9D3E0" w:sz="1"/>
-              <w:left w:val="single" w:color="C9D3E0" w:sz="1"/>
-              <w:bottom w:val="single" w:color="C9D3E0" w:sz="1"/>
-              <w:right w:val="single" w:color="C9D3E0" w:sz="1"/>
-            </w:tcBorders>
-            <w:shd w:fill="FFFFFF" w:val="clear"/>
-            <w:tcMar>
-              <w:top w:type="dxa" w:w="70"/>
-              <w:left w:type="dxa" w:w="130"/>
-              <w:bottom w:type="dxa" w:w="70"/>
-              <w:right w:type="dxa" w:w="130"/>
-            </w:tcMar>
-          </w:tcPr>
-          <w:p>
-            <w:r>
-              <w:rPr>
-                <w:b w:val="false"/>
-                <w:bCs w:val="false"/>
-                <w:color w:val="222222"/>
-                <w:sz w:val="20"/>
-                <w:szCs w:val="20"/>
-              </w:rPr>
-              <w:t xml:space="preserve">斷裂 symlink 分三類(沙盒範本/App 鎖檔/真殘留)+ brew doctor</w:t>
+            <w:tcW w:type="dxa" w:w="6360"/>
+            <w:tcBorders>
+              <w:top w:val="single" w:color="C9D3E0" w:sz="1"/>
+              <w:left w:val="single" w:color="C9D3E0" w:sz="1"/>
+              <w:bottom w:val="single" w:color="C9D3E0" w:sz="1"/>
+              <w:right w:val="single" w:color="C9D3E0" w:sz="1"/>
+            </w:tcBorders>
+            <w:shd w:fill="FFFFFF" w:val="clear"/>
+            <w:tcMar>
+              <w:top w:type="dxa" w:w="70"/>
+              <w:left w:type="dxa" w:w="130"/>
+              <w:bottom w:type="dxa" w:w="70"/>
+              <w:right w:type="dxa" w:w="130"/>
+            </w:tcMar>
+          </w:tcPr>
+          <w:p>
+            <w:r>
+              <w:rPr>
+                <w:b w:val="false"/>
+                <w:bCs w:val="false"/>
+                <w:color w:val="222222"/>
+                <w:sz w:val="20"/>
+                <w:szCs w:val="20"/>
+              </w:rPr>
+              <w:t xml:space="preserve">斷裂 symlink 分三類(沙盒範本/App 鎖檔/真殘留)+ brew doctor;stale_count / categories</w:t>
             </w:r>
           </w:p>
         </w:tc>
@@ -2224,7 +2300,7 @@
         </w:trPr>
         <w:tc>
           <w:tcPr>
-            <w:tcW w:type="dxa" w:w="1100"/>
+            <w:tcW w:type="dxa" w:w="900"/>
             <w:tcBorders>
               <w:top w:val="single" w:color="C9D3E0" w:sz="1"/>
               <w:left w:val="single" w:color="C9D3E0" w:sz="1"/>
@@ -2254,7 +2330,7 @@
         </w:tc>
         <w:tc>
           <w:tcPr>
-            <w:tcW w:type="dxa" w:w="2400"/>
+            <w:tcW w:type="dxa" w:w="2100"/>
             <w:tcBorders>
               <w:top w:val="single" w:color="C9D3E0" w:sz="1"/>
               <w:left w:val="single" w:color="C9D3E0" w:sz="1"/>
@@ -2284,7 +2360,7 @@
         </w:tc>
         <w:tc>
           <w:tcPr>
-            <w:tcW w:type="dxa" w:w="5860"/>
+            <w:tcW w:type="dxa" w:w="6360"/>
             <w:tcBorders>
               <w:top w:val="single" w:color="C9D3E0" w:sz="1"/>
               <w:left w:val="single" w:color="C9D3E0" w:sz="1"/>
@@ -2319,7 +2395,7 @@
         </w:trPr>
         <w:tc>
           <w:tcPr>
-            <w:tcW w:type="dxa" w:w="1100"/>
+            <w:tcW w:type="dxa" w:w="900"/>
             <w:tcBorders>
               <w:top w:val="single" w:color="C9D3E0" w:sz="1"/>
               <w:left w:val="single" w:color="C9D3E0" w:sz="1"/>
@@ -2349,7 +2425,7 @@
         </w:tc>
         <w:tc>
           <w:tcPr>
-            <w:tcW w:type="dxa" w:w="2400"/>
+            <w:tcW w:type="dxa" w:w="2100"/>
             <w:tcBorders>
               <w:top w:val="single" w:color="C9D3E0" w:sz="1"/>
               <w:left w:val="single" w:color="C9D3E0" w:sz="1"/>
@@ -2379,31 +2455,31 @@
         </w:tc>
         <w:tc>
           <w:tcPr>
-            <w:tcW w:type="dxa" w:w="5860"/>
-            <w:tcBorders>
-              <w:top w:val="single" w:color="C9D3E0" w:sz="1"/>
-              <w:left w:val="single" w:color="C9D3E0" w:sz="1"/>
-              <w:bottom w:val="single" w:color="C9D3E0" w:sz="1"/>
-              <w:right w:val="single" w:color="C9D3E0" w:sz="1"/>
-            </w:tcBorders>
-            <w:shd w:fill="FFFFFF" w:val="clear"/>
-            <w:tcMar>
-              <w:top w:type="dxa" w:w="70"/>
-              <w:left w:type="dxa" w:w="130"/>
-              <w:bottom w:type="dxa" w:w="70"/>
-              <w:right w:type="dxa" w:w="130"/>
-            </w:tcMar>
-          </w:tcPr>
-          <w:p>
-            <w:r>
-              <w:rPr>
-                <w:b w:val="false"/>
-                <w:bCs w:val="false"/>
-                <w:color w:val="222222"/>
-                <w:sz w:val="20"/>
-                <w:szCs w:val="20"/>
-              </w:rPr>
-              <w:t xml:space="preserve">node/python/git 版本 + brew/pip/npm 過時清單</w:t>
+            <w:tcW w:type="dxa" w:w="6360"/>
+            <w:tcBorders>
+              <w:top w:val="single" w:color="C9D3E0" w:sz="1"/>
+              <w:left w:val="single" w:color="C9D3E0" w:sz="1"/>
+              <w:bottom w:val="single" w:color="C9D3E0" w:sz="1"/>
+              <w:right w:val="single" w:color="C9D3E0" w:sz="1"/>
+            </w:tcBorders>
+            <w:shd w:fill="FFFFFF" w:val="clear"/>
+            <w:tcMar>
+              <w:top w:type="dxa" w:w="70"/>
+              <w:left w:type="dxa" w:w="130"/>
+              <w:bottom w:type="dxa" w:w="70"/>
+              <w:right w:type="dxa" w:w="130"/>
+            </w:tcMar>
+          </w:tcPr>
+          <w:p>
+            <w:r>
+              <w:rPr>
+                <w:b w:val="false"/>
+                <w:bCs w:val="false"/>
+                <w:color w:val="222222"/>
+                <w:sz w:val="20"/>
+                <w:szCs w:val="20"/>
+              </w:rPr>
+              <w:t xml:space="preserve">版本 + brew_outdated_count / pip_outdated_count / npm_global_outdated_count</w:t>
             </w:r>
           </w:p>
         </w:tc>
@@ -2414,7 +2490,7 @@
         </w:trPr>
         <w:tc>
           <w:tcPr>
-            <w:tcW w:type="dxa" w:w="1100"/>
+            <w:tcW w:type="dxa" w:w="900"/>
             <w:tcBorders>
               <w:top w:val="single" w:color="C9D3E0" w:sz="1"/>
               <w:left w:val="single" w:color="C9D3E0" w:sz="1"/>
@@ -2444,7 +2520,7 @@
         </w:tc>
         <w:tc>
           <w:tcPr>
-            <w:tcW w:type="dxa" w:w="2400"/>
+            <w:tcW w:type="dxa" w:w="2100"/>
             <w:tcBorders>
               <w:top w:val="single" w:color="C9D3E0" w:sz="1"/>
               <w:left w:val="single" w:color="C9D3E0" w:sz="1"/>
@@ -2474,7 +2550,7 @@
         </w:tc>
         <w:tc>
           <w:tcPr>
-            <w:tcW w:type="dxa" w:w="5860"/>
+            <w:tcW w:type="dxa" w:w="6360"/>
             <w:tcBorders>
               <w:top w:val="single" w:color="C9D3E0" w:sz="1"/>
               <w:left w:val="single" w:color="C9D3E0" w:sz="1"/>
@@ -2509,7 +2585,7 @@
         </w:trPr>
         <w:tc>
           <w:tcPr>
-            <w:tcW w:type="dxa" w:w="1100"/>
+            <w:tcW w:type="dxa" w:w="900"/>
             <w:tcBorders>
               <w:top w:val="single" w:color="C9D3E0" w:sz="1"/>
               <w:left w:val="single" w:color="C9D3E0" w:sz="1"/>
@@ -2539,7 +2615,7 @@
         </w:tc>
         <w:tc>
           <w:tcPr>
-            <w:tcW w:type="dxa" w:w="2400"/>
+            <w:tcW w:type="dxa" w:w="2100"/>
             <w:tcBorders>
               <w:top w:val="single" w:color="C9D3E0" w:sz="1"/>
               <w:left w:val="single" w:color="C9D3E0" w:sz="1"/>
@@ -2569,31 +2645,31 @@
         </w:tc>
         <w:tc>
           <w:tcPr>
-            <w:tcW w:type="dxa" w:w="5860"/>
-            <w:tcBorders>
-              <w:top w:val="single" w:color="C9D3E0" w:sz="1"/>
-              <w:left w:val="single" w:color="C9D3E0" w:sz="1"/>
-              <w:bottom w:val="single" w:color="C9D3E0" w:sz="1"/>
-              <w:right w:val="single" w:color="C9D3E0" w:sz="1"/>
-            </w:tcBorders>
-            <w:shd w:fill="FFFFFF" w:val="clear"/>
-            <w:tcMar>
-              <w:top w:type="dxa" w:w="70"/>
-              <w:left w:type="dxa" w:w="130"/>
-              <w:bottom w:type="dxa" w:w="70"/>
-              <w:right w:type="dxa" w:w="130"/>
-            </w:tcMar>
-          </w:tcPr>
-          <w:p>
-            <w:r>
-              <w:rPr>
-                <w:b w:val="false"/>
-                <w:bCs w:val="false"/>
-                <w:color w:val="222222"/>
-                <w:sz w:val="20"/>
-                <w:szCs w:val="20"/>
-              </w:rPr>
-              <w:t xml:space="preserve">cycle_count / maximum_capacity / condition(含序號,散佈須去敏)</w:t>
+            <w:tcW w:type="dxa" w:w="6360"/>
+            <w:tcBorders>
+              <w:top w:val="single" w:color="C9D3E0" w:sz="1"/>
+              <w:left w:val="single" w:color="C9D3E0" w:sz="1"/>
+              <w:bottom w:val="single" w:color="C9D3E0" w:sz="1"/>
+              <w:right w:val="single" w:color="C9D3E0" w:sz="1"/>
+            </w:tcBorders>
+            <w:shd w:fill="FFFFFF" w:val="clear"/>
+            <w:tcMar>
+              <w:top w:type="dxa" w:w="70"/>
+              <w:left w:type="dxa" w:w="130"/>
+              <w:bottom w:type="dxa" w:w="70"/>
+              <w:right w:type="dxa" w:w="130"/>
+            </w:tcMar>
+          </w:tcPr>
+          <w:p>
+            <w:r>
+              <w:rPr>
+                <w:b w:val="false"/>
+                <w:bCs w:val="false"/>
+                <w:color w:val="222222"/>
+                <w:sz w:val="20"/>
+                <w:szCs w:val="20"/>
+              </w:rPr>
+              <w:t xml:space="preserve">cycle_count / maximum_capacity / condition(raw 含序號,散佈須去敏)</w:t>
             </w:r>
           </w:p>
         </w:tc>
@@ -2604,7 +2680,7 @@
         </w:trPr>
         <w:tc>
           <w:tcPr>
-            <w:tcW w:type="dxa" w:w="1100"/>
+            <w:tcW w:type="dxa" w:w="900"/>
             <w:tcBorders>
               <w:top w:val="single" w:color="C9D3E0" w:sz="1"/>
               <w:left w:val="single" w:color="C9D3E0" w:sz="1"/>
@@ -2634,7 +2710,7 @@
         </w:tc>
         <w:tc>
           <w:tcPr>
-            <w:tcW w:type="dxa" w:w="2400"/>
+            <w:tcW w:type="dxa" w:w="2100"/>
             <w:tcBorders>
               <w:top w:val="single" w:color="C9D3E0" w:sz="1"/>
               <w:left w:val="single" w:color="C9D3E0" w:sz="1"/>
@@ -2664,31 +2740,31 @@
         </w:tc>
         <w:tc>
           <w:tcPr>
-            <w:tcW w:type="dxa" w:w="5860"/>
-            <w:tcBorders>
-              <w:top w:val="single" w:color="C9D3E0" w:sz="1"/>
-              <w:left w:val="single" w:color="C9D3E0" w:sz="1"/>
-              <w:bottom w:val="single" w:color="C9D3E0" w:sz="1"/>
-              <w:right w:val="single" w:color="C9D3E0" w:sz="1"/>
-            </w:tcBorders>
-            <w:shd w:fill="FFFFFF" w:val="clear"/>
-            <w:tcMar>
-              <w:top w:type="dxa" w:w="70"/>
-              <w:left w:type="dxa" w:w="130"/>
-              <w:bottom w:type="dxa" w:w="70"/>
-              <w:right w:type="dxa" w:w="130"/>
-            </w:tcMar>
-          </w:tcPr>
-          <w:p>
-            <w:r>
-              <w:rPr>
-                <w:b w:val="false"/>
-                <w:bCs w:val="false"/>
-                <w:color w:val="222222"/>
-                <w:sz w:val="20"/>
-                <w:szCs w:val="20"/>
-              </w:rPr>
-              <w:t xml:space="preserve">SMART / 可用空間 / 記憶體 / swap / 快照 / top_cpu / top_mem</w:t>
+            <w:tcW w:type="dxa" w:w="6360"/>
+            <w:tcBorders>
+              <w:top w:val="single" w:color="C9D3E0" w:sz="1"/>
+              <w:left w:val="single" w:color="C9D3E0" w:sz="1"/>
+              <w:bottom w:val="single" w:color="C9D3E0" w:sz="1"/>
+              <w:right w:val="single" w:color="C9D3E0" w:sz="1"/>
+            </w:tcBorders>
+            <w:shd w:fill="FFFFFF" w:val="clear"/>
+            <w:tcMar>
+              <w:top w:type="dxa" w:w="70"/>
+              <w:left w:type="dxa" w:w="130"/>
+              <w:bottom w:type="dxa" w:w="70"/>
+              <w:right w:type="dxa" w:w="130"/>
+            </w:tcMar>
+          </w:tcPr>
+          <w:p>
+            <w:r>
+              <w:rPr>
+                <w:b w:val="false"/>
+                <w:bCs w:val="false"/>
+                <w:color w:val="222222"/>
+                <w:sz w:val="20"/>
+                <w:szCs w:val="20"/>
+              </w:rPr>
+              <w:t xml:space="preserve">SMART / 可用空間 / 記憶體 / swap / 快照 / top_cpu / top_mem / top_cpu_max</w:t>
             </w:r>
           </w:p>
         </w:tc>
@@ -2699,7 +2775,7 @@
         </w:trPr>
         <w:tc>
           <w:tcPr>
-            <w:tcW w:type="dxa" w:w="1100"/>
+            <w:tcW w:type="dxa" w:w="900"/>
             <w:tcBorders>
               <w:top w:val="single" w:color="C9D3E0" w:sz="1"/>
               <w:left w:val="single" w:color="C9D3E0" w:sz="1"/>
@@ -2729,7 +2805,7 @@
         </w:tc>
         <w:tc>
           <w:tcPr>
-            <w:tcW w:type="dxa" w:w="2400"/>
+            <w:tcW w:type="dxa" w:w="2100"/>
             <w:tcBorders>
               <w:top w:val="single" w:color="C9D3E0" w:sz="1"/>
               <w:left w:val="single" w:color="C9D3E0" w:sz="1"/>
@@ -2759,31 +2835,31 @@
         </w:tc>
         <w:tc>
           <w:tcPr>
-            <w:tcW w:type="dxa" w:w="5860"/>
-            <w:tcBorders>
-              <w:top w:val="single" w:color="C9D3E0" w:sz="1"/>
-              <w:left w:val="single" w:color="C9D3E0" w:sz="1"/>
-              <w:bottom w:val="single" w:color="C9D3E0" w:sz="1"/>
-              <w:right w:val="single" w:color="C9D3E0" w:sz="1"/>
-            </w:tcBorders>
-            <w:shd w:fill="FFFFFF" w:val="clear"/>
-            <w:tcMar>
-              <w:top w:type="dxa" w:w="70"/>
-              <w:left w:type="dxa" w:w="130"/>
-              <w:bottom w:type="dxa" w:w="70"/>
-              <w:right w:type="dxa" w:w="130"/>
-            </w:tcMar>
-          </w:tcPr>
-          <w:p>
-            <w:r>
-              <w:rPr>
-                <w:b w:val="false"/>
-                <w:bCs w:val="false"/>
-                <w:color w:val="222222"/>
-                <w:sz w:val="20"/>
-                <w:szCs w:val="20"/>
-              </w:rPr>
-              <w:t xml:space="preserve">login_items / launch_agents(標出第三方自啟)</w:t>
+            <w:tcW w:type="dxa" w:w="6360"/>
+            <w:tcBorders>
+              <w:top w:val="single" w:color="C9D3E0" w:sz="1"/>
+              <w:left w:val="single" w:color="C9D3E0" w:sz="1"/>
+              <w:bottom w:val="single" w:color="C9D3E0" w:sz="1"/>
+              <w:right w:val="single" w:color="C9D3E0" w:sz="1"/>
+            </w:tcBorders>
+            <w:shd w:fill="FFFFFF" w:val="clear"/>
+            <w:tcMar>
+              <w:top w:type="dxa" w:w="70"/>
+              <w:left w:type="dxa" w:w="130"/>
+              <w:bottom w:type="dxa" w:w="70"/>
+              <w:right w:type="dxa" w:w="130"/>
+            </w:tcMar>
+          </w:tcPr>
+          <w:p>
+            <w:r>
+              <w:rPr>
+                <w:b w:val="false"/>
+                <w:bCs w:val="false"/>
+                <w:color w:val="222222"/>
+                <w:sz w:val="20"/>
+                <w:szCs w:val="20"/>
+              </w:rPr>
+              <w:t xml:space="preserve">login_items / *_launch_agents / third_party_*(標出第三方自啟)</w:t>
             </w:r>
           </w:p>
         </w:tc>
@@ -2794,7 +2870,7 @@
         </w:trPr>
         <w:tc>
           <w:tcPr>
-            <w:tcW w:type="dxa" w:w="1100"/>
+            <w:tcW w:type="dxa" w:w="900"/>
             <w:tcBorders>
               <w:top w:val="single" w:color="C9D3E0" w:sz="1"/>
               <w:left w:val="single" w:color="C9D3E0" w:sz="1"/>
@@ -2824,7 +2900,7 @@
         </w:tc>
         <w:tc>
           <w:tcPr>
-            <w:tcW w:type="dxa" w:w="2400"/>
+            <w:tcW w:type="dxa" w:w="2100"/>
             <w:tcBorders>
               <w:top w:val="single" w:color="C9D3E0" w:sz="1"/>
               <w:left w:val="single" w:color="C9D3E0" w:sz="1"/>
@@ -2854,31 +2930,31 @@
         </w:tc>
         <w:tc>
           <w:tcPr>
-            <w:tcW w:type="dxa" w:w="5860"/>
-            <w:tcBorders>
-              <w:top w:val="single" w:color="C9D3E0" w:sz="1"/>
-              <w:left w:val="single" w:color="C9D3E0" w:sz="1"/>
-              <w:bottom w:val="single" w:color="C9D3E0" w:sz="1"/>
-              <w:right w:val="single" w:color="C9D3E0" w:sz="1"/>
-            </w:tcBorders>
-            <w:shd w:fill="FFFFFF" w:val="clear"/>
-            <w:tcMar>
-              <w:top w:type="dxa" w:w="70"/>
-              <w:left w:type="dxa" w:w="130"/>
-              <w:bottom w:type="dxa" w:w="70"/>
-              <w:right w:type="dxa" w:w="130"/>
-            </w:tcMar>
-          </w:tcPr>
-          <w:p>
-            <w:r>
-              <w:rPr>
-                <w:b w:val="false"/>
-                <w:bCs w:val="false"/>
-                <w:color w:val="222222"/>
-                <w:sz w:val="20"/>
-                <w:szCs w:val="20"/>
-              </w:rPr>
-              <w:t xml:space="preserve">FileVault / SIP / Gatekeeper / 防火牆 / 待安裝更新</w:t>
+            <w:tcW w:type="dxa" w:w="6360"/>
+            <w:tcBorders>
+              <w:top w:val="single" w:color="C9D3E0" w:sz="1"/>
+              <w:left w:val="single" w:color="C9D3E0" w:sz="1"/>
+              <w:bottom w:val="single" w:color="C9D3E0" w:sz="1"/>
+              <w:right w:val="single" w:color="C9D3E0" w:sz="1"/>
+            </w:tcBorders>
+            <w:shd w:fill="FFFFFF" w:val="clear"/>
+            <w:tcMar>
+              <w:top w:type="dxa" w:w="70"/>
+              <w:left w:type="dxa" w:w="130"/>
+              <w:bottom w:type="dxa" w:w="70"/>
+              <w:right w:type="dxa" w:w="130"/>
+            </w:tcMar>
+          </w:tcPr>
+          <w:p>
+            <w:r>
+              <w:rPr>
+                <w:b w:val="false"/>
+                <w:bCs w:val="false"/>
+                <w:color w:val="222222"/>
+                <w:sz w:val="20"/>
+                <w:szCs w:val="20"/>
+              </w:rPr>
+              <w:t xml:space="preserve">filevault / sip / gatekeeper / firewall .state / pending_updates</w:t>
             </w:r>
           </w:p>
         </w:tc>
@@ -2889,7 +2965,7 @@
         </w:trPr>
         <w:tc>
           <w:tcPr>
-            <w:tcW w:type="dxa" w:w="1100"/>
+            <w:tcW w:type="dxa" w:w="900"/>
             <w:tcBorders>
               <w:top w:val="single" w:color="C9D3E0" w:sz="1"/>
               <w:left w:val="single" w:color="C9D3E0" w:sz="1"/>
@@ -2919,7 +2995,7 @@
         </w:tc>
         <w:tc>
           <w:tcPr>
-            <w:tcW w:type="dxa" w:w="2400"/>
+            <w:tcW w:type="dxa" w:w="2100"/>
             <w:tcBorders>
               <w:top w:val="single" w:color="C9D3E0" w:sz="1"/>
               <w:left w:val="single" w:color="C9D3E0" w:sz="1"/>
@@ -2949,31 +3025,31 @@
         </w:tc>
         <w:tc>
           <w:tcPr>
-            <w:tcW w:type="dxa" w:w="5860"/>
-            <w:tcBorders>
-              <w:top w:val="single" w:color="C9D3E0" w:sz="1"/>
-              <w:left w:val="single" w:color="C9D3E0" w:sz="1"/>
-              <w:bottom w:val="single" w:color="C9D3E0" w:sz="1"/>
-              <w:right w:val="single" w:color="C9D3E0" w:sz="1"/>
-            </w:tcBorders>
-            <w:shd w:fill="FFFFFF" w:val="clear"/>
-            <w:tcMar>
-              <w:top w:type="dxa" w:w="70"/>
-              <w:left w:type="dxa" w:w="130"/>
-              <w:bottom w:type="dxa" w:w="70"/>
-              <w:right w:type="dxa" w:w="130"/>
-            </w:tcMar>
-          </w:tcPr>
-          <w:p>
-            <w:r>
-              <w:rPr>
-                <w:b w:val="false"/>
-                <w:bCs w:val="false"/>
-                <w:color w:val="222222"/>
-                <w:sz w:val="20"/>
-                <w:szCs w:val="20"/>
-              </w:rPr>
-              <w:t xml:space="preserve">count_7d/30d / panic_count_30d / apps[] / recent[]</w:t>
+            <w:tcW w:type="dxa" w:w="6360"/>
+            <w:tcBorders>
+              <w:top w:val="single" w:color="C9D3E0" w:sz="1"/>
+              <w:left w:val="single" w:color="C9D3E0" w:sz="1"/>
+              <w:bottom w:val="single" w:color="C9D3E0" w:sz="1"/>
+              <w:right w:val="single" w:color="C9D3E0" w:sz="1"/>
+            </w:tcBorders>
+            <w:shd w:fill="FFFFFF" w:val="clear"/>
+            <w:tcMar>
+              <w:top w:type="dxa" w:w="70"/>
+              <w:left w:type="dxa" w:w="130"/>
+              <w:bottom w:type="dxa" w:w="70"/>
+              <w:right w:type="dxa" w:w="130"/>
+            </w:tcMar>
+          </w:tcPr>
+          <w:p>
+            <w:r>
+              <w:rPr>
+                <w:b w:val="false"/>
+                <w:bCs w:val="false"/>
+                <w:color w:val="222222"/>
+                <w:sz w:val="20"/>
+                <w:szCs w:val="20"/>
+              </w:rPr>
+              <w:t xml:space="preserve">count_30d / panic_count_30d / apps[](count, panic)/ recent[](報告僅顯示近 30 天)</w:t>
             </w:r>
           </w:p>
         </w:tc>
@@ -2984,7 +3060,7 @@
         </w:trPr>
         <w:tc>
           <w:tcPr>
-            <w:tcW w:type="dxa" w:w="1100"/>
+            <w:tcW w:type="dxa" w:w="900"/>
             <w:tcBorders>
               <w:top w:val="single" w:color="C9D3E0" w:sz="1"/>
               <w:left w:val="single" w:color="C9D3E0" w:sz="1"/>
@@ -3014,7 +3090,7 @@
         </w:tc>
         <w:tc>
           <w:tcPr>
-            <w:tcW w:type="dxa" w:w="2400"/>
+            <w:tcW w:type="dxa" w:w="2100"/>
             <w:tcBorders>
               <w:top w:val="single" w:color="C9D3E0" w:sz="1"/>
               <w:left w:val="single" w:color="C9D3E0" w:sz="1"/>
@@ -3044,31 +3120,31 @@
         </w:tc>
         <w:tc>
           <w:tcPr>
-            <w:tcW w:type="dxa" w:w="5860"/>
-            <w:tcBorders>
-              <w:top w:val="single" w:color="C9D3E0" w:sz="1"/>
-              <w:left w:val="single" w:color="C9D3E0" w:sz="1"/>
-              <w:bottom w:val="single" w:color="C9D3E0" w:sz="1"/>
-              <w:right w:val="single" w:color="C9D3E0" w:sz="1"/>
-            </w:tcBorders>
-            <w:shd w:fill="FFFFFF" w:val="clear"/>
-            <w:tcMar>
-              <w:top w:type="dxa" w:w="70"/>
-              <w:left w:type="dxa" w:w="130"/>
-              <w:bottom w:type="dxa" w:w="70"/>
-              <w:right w:type="dxa" w:w="130"/>
-            </w:tcMar>
-          </w:tcPr>
-          <w:p>
-            <w:r>
-              <w:rPr>
-                <w:b w:val="false"/>
-                <w:bCs w:val="false"/>
-                <w:color w:val="222222"/>
-                <w:sz w:val="20"/>
-                <w:szCs w:val="20"/>
-              </w:rPr>
-              <w:t xml:space="preserve">services[](SSH/螢幕共享/檔案分享)/ open_count / auto_login</w:t>
+            <w:tcW w:type="dxa" w:w="6360"/>
+            <w:tcBorders>
+              <w:top w:val="single" w:color="C9D3E0" w:sz="1"/>
+              <w:left w:val="single" w:color="C9D3E0" w:sz="1"/>
+              <w:bottom w:val="single" w:color="C9D3E0" w:sz="1"/>
+              <w:right w:val="single" w:color="C9D3E0" w:sz="1"/>
+            </w:tcBorders>
+            <w:shd w:fill="FFFFFF" w:val="clear"/>
+            <w:tcMar>
+              <w:top w:type="dxa" w:w="70"/>
+              <w:left w:type="dxa" w:w="130"/>
+              <w:bottom w:type="dxa" w:w="70"/>
+              <w:right w:type="dxa" w:w="130"/>
+            </w:tcMar>
+          </w:tcPr>
+          <w:p>
+            <w:r>
+              <w:rPr>
+                <w:b w:val="false"/>
+                <w:bCs w:val="false"/>
+                <w:color w:val="222222"/>
+                <w:sz w:val="20"/>
+                <w:szCs w:val="20"/>
+              </w:rPr>
+              <w:t xml:space="preserve">services[](5 個 Apple 服務)+ auto_login + tailscale{running,serve_active,funnel_active} + external_listeners[](非 loopback 監聽)</w:t>
             </w:r>
           </w:p>
         </w:tc>
@@ -3076,13 +3152,28 @@
     </w:tbl>
     <w:p>
       <w:pPr>
+        <w:spacing w:after="120"/>
+      </w:pPr>
+      <w:r>
+        <w:rPr>
+          <w:b/>
+          <w:bCs/>
+        </w:rPr>
+        <w:t xml:space="preserve">M11 已擴充 [已驗證]:</w:t>
+      </w:r>
+      <w:r>
+        <w:t xml:space="preserve">除原本對 localhost 探聽 5 個 Apple 分享服務(SSH/VNC/SMB/AFP/ARD)外,新增 (1) Tailscale 偵測(tailscaled 是否執行、serve 對 tailnet、funnel 對公開網際網路);(2) 以 lsof 掃「綁在非 loopback 介面」的監聽埠——這才是其他裝置/tailnet 真正碰得到的存取面,涵蓋非 Apple 的自架服務。</w:t>
+      </w:r>
+    </w:p>
+    <w:p>
+      <w:pPr>
         <w:spacing w:after="40" w:before="140"/>
         <w:jc w:val="center"/>
       </w:pPr>
       <w:r>
         <w:drawing>
           <wp:inline distT="0" distB="0" distL="0" distR="0">
-            <wp:extent cx="5143500" cy="1581150"/>
+            <wp:extent cx="5143500" cy="1571625"/>
             <wp:effectExtent t="0" r="0" b="0" l="0"/>
             <wp:docPr id="1" name="img" descr="manual screenshot" title="screenshot"/>
             <wp:cNvGraphicFramePr>
@@ -3107,7 +3198,7 @@
                   <pic:spPr bwMode="auto">
                     <a:xfrm>
                       <a:off x="0" y="0"/>
-                      <a:ext cx="5143500" cy="1581150"/>
+                      <a:ext cx="5143500" cy="1571625"/>
                     </a:xfrm>
                     <a:prstGeom prst="rect">
                       <a:avLst/>
@@ -3133,7 +3224,12 @@
           <w:sz w:val="18"/>
           <w:szCs w:val="18"/>
         </w:rPr>
-        <w:t xml:space="preserve">▲ 報告摘要:M1–M11 模組卡(此為去敏示範資料)</w:t>
+        <w:t xml:space="preserve">▲ 報告摘要:M1–M11 模組卡(去敏示範資料)</w:t>
+      </w:r>
+    </w:p>
+    <w:p>
+      <w:r>
+        <w:br w:type="page"/>
       </w:r>
     </w:p>
     <w:p>
@@ -3146,7 +3242,11 @@
     </w:p>
     <w:p>
       <w:pPr>
-        <w:spacing w:after="120"/>
+        <w:pBdr>
+          <w:left w:val="single" w:color="0F6FB5" w:sz="18"/>
+        </w:pBdr>
+        <w:shd w:fill="EAF2FB" w:val="clear"/>
+        <w:spacing w:after="120" w:before="80"/>
       </w:pPr>
       <w:r>
         <w:rPr>
@@ -3156,7 +3256,7 @@
         <w:t xml:space="preserve">兩段式設計 [已驗證]:</w:t>
       </w:r>
       <w:r>
-        <w:t xml:space="preserve">generate_report.py 內 RULES(共 24 條發現規則、其中 13 種可一鍵)依當次掃描結果決定報告上長出哪些修復按鈕;repair_server.py 的 ACTIONS(14 個白名單動作)是實際執行層,每個在執行當下重新驗證現況。報告與動作以 action id 對齊。</w:t>
+        <w:t xml:space="preserve">generate_report.py 內 RULES(共 26 條發現規則、其中 13 種可一鍵)依當次掃描結果決定報告上長出哪些修復按鈕;repair_server.py 的 ACTIONS(15 個白名單動作)是實際執行層,每個在執行當下重新驗證現況。報告與動作以 action id 對齊。</w:t>
       </w:r>
     </w:p>
     <w:p>
@@ -3168,13 +3268,18 @@
           <w:b/>
           <w:bCs/>
         </w:rPr>
-        <w:t xml:space="preserve">ACTIONS 白名單(14):</w:t>
-      </w:r>
+        <w:t xml:space="preserve">ACTIONS 白名單(15):</w:t>
+      </w:r>
+    </w:p>
+    <w:p>
+      <w:pPr>
+        <w:spacing w:after="120"/>
+      </w:pPr>
       <w:r>
         <w:rPr>
           <w:rFonts w:ascii="SF Mono" w:cs="SF Mono" w:eastAsia="SF Mono" w:hAnsi="SF Mono"/>
         </w:rPr>
-        <w:t xml:space="preserve">fix_path · brew_cleanup · clear_caches · clean_stale_symlinks · enable_firewall · open_software_update · brew_upgrade · update_pip · update_npm · thin_snapshots · open_filevault_settings · enable_gatekeeper · disable_remote_login · disable_screen_sharing</w:t>
+        <w:t xml:space="preserve">fix_path · brew_cleanup · clear_caches · clean_stale_symlinks · fix_m2 · enable_firewall · open_software_update · brew_upgrade · update_pip · update_npm · thin_snapshots · open_filevault_settings · enable_gatekeeper · disable_remote_login · disable_screen_sharing</w:t>
       </w:r>
     </w:p>
     <w:p>
@@ -3187,7 +3292,7 @@
         <w:spacing w:after="60"/>
       </w:pPr>
       <w:r>
-        <w:t xml:space="preserve">需密碼者(防火牆/Gatekeeper)透過 osascript 跳 macOS 原生授權視窗。</w:t>
+        <w:t xml:space="preserve">需密碼者(防火牆 / Gatekeeper / 關閉遠端登入 / 螢幕共享)透過 osascript 跳 macOS 原生授權視窗。</w:t>
       </w:r>
     </w:p>
     <w:p>
@@ -3200,7 +3305,7 @@
         <w:spacing w:after="60"/>
       </w:pPr>
       <w:r>
-        <w:t xml:space="preserve">M11 對外服務(SSH 遠端登入、螢幕共享)若開著,可一鍵關閉以縮小攻擊面。</w:t>
+        <w:t xml:space="preserve">update_npm 用 npm update -g(更新全部全域套件,含 Claude Code CLI),按一下即可清掉「過舊」提醒;update_pip 只升 pip 本身且 --user,不動系統 Python。</w:t>
       </w:r>
     </w:p>
     <w:p>
@@ -3213,6 +3318,19 @@
         <w:spacing w:after="60"/>
       </w:pPr>
       <w:r>
+        <w:t xml:space="preserve">M11 新增規則 tailscale_funnel(Funnel 對公網暴露,列高風險)、external_listeners(服務綁非 loopback,列出可達服務)——皆只警示、導引,不提供一鍵(避免誤關你刻意開放的服務)。</w:t>
+      </w:r>
+    </w:p>
+    <w:p>
+      <w:pPr>
+        <w:pStyle w:val="ListParagraph"/>
+        <w:numPr>
+          <w:ilvl w:val="0"/>
+          <w:numId w:val="2"/>
+        </w:numPr>
+        <w:spacing w:after="60"/>
+      </w:pPr>
+      <w:r>
         <w:t xml:space="preserve">硬體類(電池老化、SMART 異常)與需重開機者(SIP)只警示、不一鍵;刪重複檔、停用自啟刻意導引使用者自行判斷。</w:t>
       </w:r>
     </w:p>
@@ -3224,7 +3342,7 @@
       <w:r>
         <w:drawing>
           <wp:inline distT="0" distB="0" distL="0" distR="0">
-            <wp:extent cx="5143500" cy="2705100"/>
+            <wp:extent cx="4953000" cy="3781425"/>
             <wp:effectExtent t="0" r="0" b="0" l="0"/>
             <wp:docPr id="1" name="img" descr="manual screenshot" title="screenshot"/>
             <wp:cNvGraphicFramePr>
@@ -3249,7 +3367,7 @@
                   <pic:spPr bwMode="auto">
                     <a:xfrm>
                       <a:off x="0" y="0"/>
-                      <a:ext cx="5143500" cy="2705100"/>
+                      <a:ext cx="4953000" cy="3781425"/>
                     </a:xfrm>
                     <a:prstGeom prst="rect">
                       <a:avLst/>
@@ -3291,7 +3409,7 @@
         <w:spacing w:after="120"/>
       </w:pPr>
       <w:r>
-        <w:t xml:space="preserve">若要讓服務開機自啟、隨時待命(供前端或內嵌使用),用 LaunchAgent 包裝。重點是補 PATH(見第二章的環境坑)。</w:t>
+        <w:t xml:space="preserve">若要讓服務開機自啟、隨時待命(供前端或內嵌使用),用 LaunchAgent 包裝。重點是補 PATH(見第二章的環境坑),並設 DIAG_NO_BROWSER=1 避免常駐時彈瀏覽器。</w:t>
       </w:r>
     </w:p>
     <w:p>
@@ -3311,7 +3429,7 @@
           <w:sz w:val="18"/>
           <w:szCs w:val="18"/>
         </w:rPr>
-        <w:t xml:space="preserve"># ~/.hermes/diagnostics-server.sh(wrapper)</w:t>
+        <w:t xml:space="preserve"># ~/.hermes/diagnostics-server.sh(wrapper 範例)</w:t>
       </w:r>
       <w:r>
         <w:rPr>
@@ -3338,7 +3456,7 @@
           <w:szCs w:val="18"/>
         </w:rPr>
         <w:br/>
-        <w:t xml:space="preserve">cd /Users/&lt;you&gt;/laptop-diagnostics || exit 1</w:t>
+        <w:t xml:space="preserve">cd /Users/demo/laptop-diagnostics || exit 1</w:t>
       </w:r>
       <w:r>
         <w:rPr>
@@ -3379,7 +3497,34 @@
         <w:spacing w:after="60"/>
       </w:pPr>
       <w:r>
-        <w:t xml:space="preserve">plist:RunAtLoad + KeepAlive;啟用 launchctl bootstrap gui/$(id -u) &lt;plist&gt;;重啟 kickstart -k;移除 bootout。</w:t>
+        <w:t xml:space="preserve">plist:RunAtLoad + KeepAlive;啟用 </w:t>
+      </w:r>
+      <w:r>
+        <w:rPr>
+          <w:rFonts w:ascii="SF Mono" w:cs="SF Mono" w:eastAsia="SF Mono" w:hAnsi="SF Mono"/>
+        </w:rPr>
+        <w:t xml:space="preserve">launchctl bootstrap gui/$(id -u) &lt;plist&gt;</w:t>
+      </w:r>
+      <w:r>
+        <w:t xml:space="preserve">;重啟 </w:t>
+      </w:r>
+      <w:r>
+        <w:rPr>
+          <w:rFonts w:ascii="SF Mono" w:cs="SF Mono" w:eastAsia="SF Mono" w:hAnsi="SF Mono"/>
+        </w:rPr>
+        <w:t xml:space="preserve">kickstart -k</w:t>
+      </w:r>
+      <w:r>
+        <w:t xml:space="preserve">;移除 </w:t>
+      </w:r>
+      <w:r>
+        <w:rPr>
+          <w:rFonts w:ascii="SF Mono" w:cs="SF Mono" w:eastAsia="SF Mono" w:hAnsi="SF Mono"/>
+        </w:rPr>
+        <w:t xml:space="preserve">bootout</w:t>
+      </w:r>
+      <w:r>
+        <w:t xml:space="preserve">。改了 app_server/repair_server 後需 kickstart 重啟才會載入新程式(報告/掃描則每次重讀,免重啟)。</w:t>
       </w:r>
     </w:p>
     <w:p>
@@ -3400,7 +3545,7 @@
         <w:spacing w:after="60"/>
       </w:pPr>
       <w:r>
-        <w:t xml:space="preserve">在 diagnose.sh 新增 M(N) 區塊,輸出 report/data/m(N)_*.json(注意 set -euo pipefail,heredoc 內 python 需 import sys)。</w:t>
+        <w:t xml:space="preserve">在 diagnose.sh 新增 M(N) 區塊,輸出 report/data/m(N)_*.json(注意 set -euo pipefail,heredoc 內 python 用到 sys.argv 需 import sys)。</w:t>
       </w:r>
     </w:p>
     <w:p>
@@ -3413,7 +3558,7 @@
         <w:spacing w:after="60"/>
       </w:pPr>
       <w:r>
-        <w:t xml:space="preserve">在 generate_report.py 讀新 JSON、加分頁與摘要卡;模組編號 regex 已支援兩位數(M(\d{1,2}))。</w:t>
+        <w:t xml:space="preserve">在 generate_report.py 讀新 JSON、加分頁與摘要卡;模組編號 regex 已支援兩位數。</w:t>
       </w:r>
     </w:p>
     <w:p>
@@ -3426,7 +3571,7 @@
         <w:spacing w:after="60"/>
       </w:pPr>
       <w:r>
-        <w:t xml:space="preserve">要可修復:在 generate_report.py 的 RULES 加 1 條(含偵測條件與 action id)+ 在 repair_server.py 的 ACTIONS 加同名動作,兩邊 id 必須一致。</w:t>
+        <w:t xml:space="preserve">要可修復:在 generate_report.py 的 RULES 加 1 條(含 applies 偵測條件與 action id)+ 在 repair_server.py 的 ACTIONS 加同名動作,兩邊 id 必須一致(含數字 id 如 fix_m2 也要對齊)。</w:t>
       </w:r>
     </w:p>
     <w:p>
@@ -3451,8 +3596,8 @@
       </w:tblPr>
       <w:tblGrid>
         <w:gridCol w:w="3200"/>
+        <w:gridCol w:w="3160"/>
         <w:gridCol w:w="3000"/>
-        <w:gridCol w:w="3160"/>
       </w:tblGrid>
       <w:tr>
         <w:trPr>
@@ -3490,7 +3635,7 @@
         </w:tc>
         <w:tc>
           <w:tcPr>
-            <w:tcW w:type="dxa" w:w="3000"/>
+            <w:tcW w:type="dxa" w:w="3160"/>
             <w:tcBorders>
               <w:top w:val="single" w:color="C9D3E0" w:sz="1"/>
               <w:left w:val="single" w:color="C9D3E0" w:sz="1"/>
@@ -3520,7 +3665,7 @@
         </w:tc>
         <w:tc>
           <w:tcPr>
-            <w:tcW w:type="dxa" w:w="3160"/>
+            <w:tcW w:type="dxa" w:w="3000"/>
             <w:tcBorders>
               <w:top w:val="single" w:color="C9D3E0" w:sz="1"/>
               <w:left w:val="single" w:color="C9D3E0" w:sz="1"/>
@@ -3585,37 +3730,37 @@
         </w:tc>
         <w:tc>
           <w:tcPr>
+            <w:tcW w:type="dxa" w:w="3160"/>
+            <w:tcBorders>
+              <w:top w:val="single" w:color="C9D3E0" w:sz="1"/>
+              <w:left w:val="single" w:color="C9D3E0" w:sz="1"/>
+              <w:bottom w:val="single" w:color="C9D3E0" w:sz="1"/>
+              <w:right w:val="single" w:color="C9D3E0" w:sz="1"/>
+            </w:tcBorders>
+            <w:shd w:fill="FFFFFF" w:val="clear"/>
+            <w:tcMar>
+              <w:top w:type="dxa" w:w="70"/>
+              <w:left w:type="dxa" w:w="130"/>
+              <w:bottom w:type="dxa" w:w="70"/>
+              <w:right w:type="dxa" w:w="130"/>
+            </w:tcMar>
+          </w:tcPr>
+          <w:p>
+            <w:r>
+              <w:rPr>
+                <w:b w:val="false"/>
+                <w:bCs w:val="false"/>
+                <w:color w:val="222222"/>
+                <w:sz w:val="20"/>
+                <w:szCs w:val="20"/>
+              </w:rPr>
+              <w:t xml:space="preserve">launchd PATH 缺 Homebrew,找不到 fdupes/python3</w:t>
+            </w:r>
+          </w:p>
+        </w:tc>
+        <w:tc>
+          <w:tcPr>
             <w:tcW w:type="dxa" w:w="3000"/>
-            <w:tcBorders>
-              <w:top w:val="single" w:color="C9D3E0" w:sz="1"/>
-              <w:left w:val="single" w:color="C9D3E0" w:sz="1"/>
-              <w:bottom w:val="single" w:color="C9D3E0" w:sz="1"/>
-              <w:right w:val="single" w:color="C9D3E0" w:sz="1"/>
-            </w:tcBorders>
-            <w:shd w:fill="FFFFFF" w:val="clear"/>
-            <w:tcMar>
-              <w:top w:type="dxa" w:w="70"/>
-              <w:left w:type="dxa" w:w="130"/>
-              <w:bottom w:type="dxa" w:w="70"/>
-              <w:right w:type="dxa" w:w="130"/>
-            </w:tcMar>
-          </w:tcPr>
-          <w:p>
-            <w:r>
-              <w:rPr>
-                <w:b w:val="false"/>
-                <w:bCs w:val="false"/>
-                <w:color w:val="222222"/>
-                <w:sz w:val="20"/>
-                <w:szCs w:val="20"/>
-              </w:rPr>
-              <w:t xml:space="preserve">launchd PATH 缺 Homebrew,找不到 fdupes/python3</w:t>
-            </w:r>
-          </w:p>
-        </w:tc>
-        <w:tc>
-          <w:tcPr>
-            <w:tcW w:type="dxa" w:w="3160"/>
             <w:tcBorders>
               <w:top w:val="single" w:color="C9D3E0" w:sz="1"/>
               <w:left w:val="single" w:color="C9D3E0" w:sz="1"/>
@@ -3674,7 +3819,37 @@
                 <w:sz w:val="20"/>
                 <w:szCs w:val="20"/>
               </w:rPr>
-              <w:t xml:space="preserve">brew doctor 警告 sbin 不在 PATH</w:t>
+              <w:t xml:space="preserve">Address already in use(Errno 48)</w:t>
+            </w:r>
+          </w:p>
+        </w:tc>
+        <w:tc>
+          <w:tcPr>
+            <w:tcW w:type="dxa" w:w="3160"/>
+            <w:tcBorders>
+              <w:top w:val="single" w:color="C9D3E0" w:sz="1"/>
+              <w:left w:val="single" w:color="C9D3E0" w:sz="1"/>
+              <w:bottom w:val="single" w:color="C9D3E0" w:sz="1"/>
+              <w:right w:val="single" w:color="C9D3E0" w:sz="1"/>
+            </w:tcBorders>
+            <w:shd w:fill="FFFFFF" w:val="clear"/>
+            <w:tcMar>
+              <w:top w:type="dxa" w:w="70"/>
+              <w:left w:type="dxa" w:w="130"/>
+              <w:bottom w:type="dxa" w:w="70"/>
+              <w:right w:type="dxa" w:w="130"/>
+            </w:tcMar>
+          </w:tcPr>
+          <w:p>
+            <w:r>
+              <w:rPr>
+                <w:b w:val="false"/>
+                <w:bCs w:val="false"/>
+                <w:color w:val="222222"/>
+                <w:sz w:val="20"/>
+                <w:szCs w:val="20"/>
+              </w:rPr>
+              <w:t xml:space="preserve">已有常駐服務或上次未關的實例佔用該埠</w:t>
             </w:r>
           </w:p>
         </w:tc>
@@ -3704,37 +3879,7 @@
                 <w:sz w:val="20"/>
                 <w:szCs w:val="20"/>
               </w:rPr>
-              <w:t xml:space="preserve">PATH 漏了 /opt/homebrew/sbin</w:t>
-            </w:r>
-          </w:p>
-        </w:tc>
-        <w:tc>
-          <w:tcPr>
-            <w:tcW w:type="dxa" w:w="3160"/>
-            <w:tcBorders>
-              <w:top w:val="single" w:color="C9D3E0" w:sz="1"/>
-              <w:left w:val="single" w:color="C9D3E0" w:sz="1"/>
-              <w:bottom w:val="single" w:color="C9D3E0" w:sz="1"/>
-              <w:right w:val="single" w:color="C9D3E0" w:sz="1"/>
-            </w:tcBorders>
-            <w:shd w:fill="FFFFFF" w:val="clear"/>
-            <w:tcMar>
-              <w:top w:type="dxa" w:w="70"/>
-              <w:left w:type="dxa" w:w="130"/>
-              <w:bottom w:type="dxa" w:w="70"/>
-              <w:right w:type="dxa" w:w="130"/>
-            </w:tcMar>
-          </w:tcPr>
-          <w:p>
-            <w:r>
-              <w:rPr>
-                <w:b w:val="false"/>
-                <w:bCs w:val="false"/>
-                <w:color w:val="222222"/>
-                <w:sz w:val="20"/>
-                <w:szCs w:val="20"/>
-              </w:rPr>
-              <w:t xml:space="preserve">PATH 補上 sbin(比照 brew shellenv)</w:t>
+              <w:t xml:space="preserve">新版會偵測:已是 MacVitals→開瀏覽器;他程式→自動換埠(無需手動)</w:t>
             </w:r>
           </w:p>
         </w:tc>
@@ -3769,7 +3914,37 @@
                 <w:sz w:val="20"/>
                 <w:szCs w:val="20"/>
               </w:rPr>
-              <w:t xml:space="preserve">修復按鈕沒反應</w:t>
+              <w:t xml:space="preserve">修復按鈕「無法連接伺服器」</w:t>
+            </w:r>
+          </w:p>
+        </w:tc>
+        <w:tc>
+          <w:tcPr>
+            <w:tcW w:type="dxa" w:w="3160"/>
+            <w:tcBorders>
+              <w:top w:val="single" w:color="C9D3E0" w:sz="1"/>
+              <w:left w:val="single" w:color="C9D3E0" w:sz="1"/>
+              <w:bottom w:val="single" w:color="C9D3E0" w:sz="1"/>
+              <w:right w:val="single" w:color="C9D3E0" w:sz="1"/>
+            </w:tcBorders>
+            <w:shd w:fill="FFFFFF" w:val="clear"/>
+            <w:tcMar>
+              <w:top w:type="dxa" w:w="70"/>
+              <w:left w:type="dxa" w:w="130"/>
+              <w:bottom w:type="dxa" w:w="70"/>
+              <w:right w:type="dxa" w:w="130"/>
+            </w:tcMar>
+          </w:tcPr>
+          <w:p>
+            <w:r>
+              <w:rPr>
+                <w:b w:val="false"/>
+                <w:bCs w:val="false"/>
+                <w:color w:val="222222"/>
+                <w:sz w:val="20"/>
+                <w:szCs w:val="20"/>
+              </w:rPr>
+              <w:t xml:space="preserve">用 file:// 直接開報告、視窗已關、或舊版單執行緒被佔</w:t>
             </w:r>
           </w:p>
         </w:tc>
@@ -3799,37 +3974,7 @@
                 <w:sz w:val="20"/>
                 <w:szCs w:val="20"/>
               </w:rPr>
-              <w:t xml:space="preserve">用 file:// 直接開報告,或 app_server 視窗已關</w:t>
-            </w:r>
-          </w:p>
-        </w:tc>
-        <w:tc>
-          <w:tcPr>
-            <w:tcW w:type="dxa" w:w="3160"/>
-            <w:tcBorders>
-              <w:top w:val="single" w:color="C9D3E0" w:sz="1"/>
-              <w:left w:val="single" w:color="C9D3E0" w:sz="1"/>
-              <w:bottom w:val="single" w:color="C9D3E0" w:sz="1"/>
-              <w:right w:val="single" w:color="C9D3E0" w:sz="1"/>
-            </w:tcBorders>
-            <w:shd w:fill="FFFFFF" w:val="clear"/>
-            <w:tcMar>
-              <w:top w:type="dxa" w:w="70"/>
-              <w:left w:type="dxa" w:w="130"/>
-              <w:bottom w:type="dxa" w:w="70"/>
-              <w:right w:type="dxa" w:w="130"/>
-            </w:tcMar>
-          </w:tcPr>
-          <w:p>
-            <w:r>
-              <w:rPr>
-                <w:b w:val="false"/>
-                <w:bCs w:val="false"/>
-                <w:color w:val="222222"/>
-                <w:sz w:val="20"/>
-                <w:szCs w:val="20"/>
-              </w:rPr>
-              <w:t xml:space="preserve">改從 127.0.0.1:8788 打開的報告操作</w:t>
+              <w:t xml:space="preserve">改從 127.0.0.1:8788 的報告操作;已改 ThreadingHTTPServer</w:t>
             </w:r>
           </w:p>
         </w:tc>
@@ -3864,43 +4009,138 @@
                 <w:sz w:val="20"/>
                 <w:szCs w:val="20"/>
               </w:rPr>
+              <w:t xml:space="preserve">npm「過舊」一直出現</w:t>
+            </w:r>
+          </w:p>
+        </w:tc>
+        <w:tc>
+          <w:tcPr>
+            <w:tcW w:type="dxa" w:w="3160"/>
+            <w:tcBorders>
+              <w:top w:val="single" w:color="C9D3E0" w:sz="1"/>
+              <w:left w:val="single" w:color="C9D3E0" w:sz="1"/>
+              <w:bottom w:val="single" w:color="C9D3E0" w:sz="1"/>
+              <w:right w:val="single" w:color="C9D3E0" w:sz="1"/>
+            </w:tcBorders>
+            <w:shd w:fill="FFFFFF" w:val="clear"/>
+            <w:tcMar>
+              <w:top w:type="dxa" w:w="70"/>
+              <w:left w:type="dxa" w:w="130"/>
+              <w:bottom w:type="dxa" w:w="70"/>
+              <w:right w:type="dxa" w:w="130"/>
+            </w:tcMar>
+          </w:tcPr>
+          <w:p>
+            <w:r>
+              <w:rPr>
+                <w:b w:val="false"/>
+                <w:bCs w:val="false"/>
+                <w:color w:val="222222"/>
+                <w:sz w:val="20"/>
+                <w:szCs w:val="20"/>
+              </w:rPr>
+              <w:t xml:space="preserve">舊版只更新 npm 本身,清不掉 claude-code</w:t>
+            </w:r>
+          </w:p>
+        </w:tc>
+        <w:tc>
+          <w:tcPr>
+            <w:tcW w:type="dxa" w:w="3000"/>
+            <w:tcBorders>
+              <w:top w:val="single" w:color="C9D3E0" w:sz="1"/>
+              <w:left w:val="single" w:color="C9D3E0" w:sz="1"/>
+              <w:bottom w:val="single" w:color="C9D3E0" w:sz="1"/>
+              <w:right w:val="single" w:color="C9D3E0" w:sz="1"/>
+            </w:tcBorders>
+            <w:shd w:fill="FFFFFF" w:val="clear"/>
+            <w:tcMar>
+              <w:top w:type="dxa" w:w="70"/>
+              <w:left w:type="dxa" w:w="130"/>
+              <w:bottom w:type="dxa" w:w="70"/>
+              <w:right w:type="dxa" w:w="130"/>
+            </w:tcMar>
+          </w:tcPr>
+          <w:p>
+            <w:r>
+              <w:rPr>
+                <w:b w:val="false"/>
+                <w:bCs w:val="false"/>
+                <w:color w:val="222222"/>
+                <w:sz w:val="20"/>
+                <w:szCs w:val="20"/>
+              </w:rPr>
+              <w:t xml:space="preserve">已改 npm update -g,按一下即清空</w:t>
+            </w:r>
+          </w:p>
+        </w:tc>
+      </w:tr>
+      <w:tr>
+        <w:trPr>
+          <w:tblHeader w:val="false"/>
+        </w:trPr>
+        <w:tc>
+          <w:tcPr>
+            <w:tcW w:type="dxa" w:w="3200"/>
+            <w:tcBorders>
+              <w:top w:val="single" w:color="C9D3E0" w:sz="1"/>
+              <w:left w:val="single" w:color="C9D3E0" w:sz="1"/>
+              <w:bottom w:val="single" w:color="C9D3E0" w:sz="1"/>
+              <w:right w:val="single" w:color="C9D3E0" w:sz="1"/>
+            </w:tcBorders>
+            <w:shd w:fill="FFFFFF" w:val="clear"/>
+            <w:tcMar>
+              <w:top w:type="dxa" w:w="70"/>
+              <w:left w:type="dxa" w:w="130"/>
+              <w:bottom w:type="dxa" w:w="70"/>
+              <w:right w:type="dxa" w:w="130"/>
+            </w:tcMar>
+          </w:tcPr>
+          <w:p>
+            <w:r>
+              <w:rPr>
+                <w:b w:val="false"/>
+                <w:bCs w:val="false"/>
+                <w:color w:val="222222"/>
+                <w:sz w:val="20"/>
+                <w:szCs w:val="20"/>
+              </w:rPr>
               <w:t xml:space="preserve">報告不是即時</w:t>
             </w:r>
           </w:p>
         </w:tc>
         <w:tc>
           <w:tcPr>
+            <w:tcW w:type="dxa" w:w="3160"/>
+            <w:tcBorders>
+              <w:top w:val="single" w:color="C9D3E0" w:sz="1"/>
+              <w:left w:val="single" w:color="C9D3E0" w:sz="1"/>
+              <w:bottom w:val="single" w:color="C9D3E0" w:sz="1"/>
+              <w:right w:val="single" w:color="C9D3E0" w:sz="1"/>
+            </w:tcBorders>
+            <w:shd w:fill="FFFFFF" w:val="clear"/>
+            <w:tcMar>
+              <w:top w:type="dxa" w:w="70"/>
+              <w:left w:type="dxa" w:w="130"/>
+              <w:bottom w:type="dxa" w:w="70"/>
+              <w:right w:type="dxa" w:w="130"/>
+            </w:tcMar>
+          </w:tcPr>
+          <w:p>
+            <w:r>
+              <w:rPr>
+                <w:b w:val="false"/>
+                <w:bCs w:val="false"/>
+                <w:color w:val="222222"/>
+                <w:sz w:val="20"/>
+                <w:szCs w:val="20"/>
+              </w:rPr>
+              <w:t xml:space="preserve">報告反映該次掃描當下</w:t>
+            </w:r>
+          </w:p>
+        </w:tc>
+        <w:tc>
+          <w:tcPr>
             <w:tcW w:type="dxa" w:w="3000"/>
-            <w:tcBorders>
-              <w:top w:val="single" w:color="C9D3E0" w:sz="1"/>
-              <w:left w:val="single" w:color="C9D3E0" w:sz="1"/>
-              <w:bottom w:val="single" w:color="C9D3E0" w:sz="1"/>
-              <w:right w:val="single" w:color="C9D3E0" w:sz="1"/>
-            </w:tcBorders>
-            <w:shd w:fill="FFFFFF" w:val="clear"/>
-            <w:tcMar>
-              <w:top w:type="dxa" w:w="70"/>
-              <w:left w:type="dxa" w:w="130"/>
-              <w:bottom w:type="dxa" w:w="70"/>
-              <w:right w:type="dxa" w:w="130"/>
-            </w:tcMar>
-          </w:tcPr>
-          <w:p>
-            <w:r>
-              <w:rPr>
-                <w:b w:val="false"/>
-                <w:bCs w:val="false"/>
-                <w:color w:val="222222"/>
-                <w:sz w:val="20"/>
-                <w:szCs w:val="20"/>
-              </w:rPr>
-              <w:t xml:space="preserve">報告反映該次掃描當下</w:t>
-            </w:r>
-          </w:p>
-        </w:tc>
-        <w:tc>
-          <w:tcPr>
-            <w:tcW w:type="dxa" w:w="3160"/>
             <w:tcBorders>
               <w:top w:val="single" w:color="C9D3E0" w:sz="1"/>
               <w:left w:val="single" w:color="C9D3E0" w:sz="1"/>
@@ -3951,8 +4191,8 @@
         </w:tblBorders>
       </w:tblPr>
       <w:tblGrid>
-        <w:gridCol w:w="3000"/>
-        <w:gridCol w:w="6360"/>
+        <w:gridCol w:w="3400"/>
+        <w:gridCol w:w="5960"/>
       </w:tblGrid>
       <w:tr>
         <w:trPr>
@@ -3960,7 +4200,7 @@
         </w:trPr>
         <w:tc>
           <w:tcPr>
-            <w:tcW w:type="dxa" w:w="3000"/>
+            <w:tcW w:type="dxa" w:w="3400"/>
             <w:tcBorders>
               <w:top w:val="single" w:color="C9D3E0" w:sz="1"/>
               <w:left w:val="single" w:color="C9D3E0" w:sz="1"/>
@@ -3990,7 +4230,7 @@
         </w:tc>
         <w:tc>
           <w:tcPr>
-            <w:tcW w:type="dxa" w:w="6360"/>
+            <w:tcW w:type="dxa" w:w="5960"/>
             <w:tcBorders>
               <w:top w:val="single" w:color="C9D3E0" w:sz="1"/>
               <w:left w:val="single" w:color="C9D3E0" w:sz="1"/>
@@ -4025,7 +4265,7 @@
         </w:trPr>
         <w:tc>
           <w:tcPr>
-            <w:tcW w:type="dxa" w:w="3000"/>
+            <w:tcW w:type="dxa" w:w="3400"/>
             <w:tcBorders>
               <w:top w:val="single" w:color="C9D3E0" w:sz="1"/>
               <w:left w:val="single" w:color="C9D3E0" w:sz="1"/>
@@ -4055,7 +4295,7 @@
         </w:tc>
         <w:tc>
           <w:tcPr>
-            <w:tcW w:type="dxa" w:w="6360"/>
+            <w:tcW w:type="dxa" w:w="5960"/>
             <w:tcBorders>
               <w:top w:val="single" w:color="C9D3E0" w:sz="1"/>
               <w:left w:val="single" w:color="C9D3E0" w:sz="1"/>
@@ -4090,7 +4330,7 @@
         </w:trPr>
         <w:tc>
           <w:tcPr>
-            <w:tcW w:type="dxa" w:w="3000"/>
+            <w:tcW w:type="dxa" w:w="3400"/>
             <w:tcBorders>
               <w:top w:val="single" w:color="C9D3E0" w:sz="1"/>
               <w:left w:val="single" w:color="C9D3E0" w:sz="1"/>
@@ -4120,7 +4360,7 @@
         </w:tc>
         <w:tc>
           <w:tcPr>
-            <w:tcW w:type="dxa" w:w="6360"/>
+            <w:tcW w:type="dxa" w:w="5960"/>
             <w:tcBorders>
               <w:top w:val="single" w:color="C9D3E0" w:sz="1"/>
               <w:left w:val="single" w:color="C9D3E0" w:sz="1"/>
@@ -4155,7 +4395,7 @@
         </w:trPr>
         <w:tc>
           <w:tcPr>
-            <w:tcW w:type="dxa" w:w="3000"/>
+            <w:tcW w:type="dxa" w:w="3400"/>
             <w:tcBorders>
               <w:top w:val="single" w:color="C9D3E0" w:sz="1"/>
               <w:left w:val="single" w:color="C9D3E0" w:sz="1"/>
@@ -4185,31 +4425,31 @@
         </w:tc>
         <w:tc>
           <w:tcPr>
-            <w:tcW w:type="dxa" w:w="6360"/>
-            <w:tcBorders>
-              <w:top w:val="single" w:color="C9D3E0" w:sz="1"/>
-              <w:left w:val="single" w:color="C9D3E0" w:sz="1"/>
-              <w:bottom w:val="single" w:color="C9D3E0" w:sz="1"/>
-              <w:right w:val="single" w:color="C9D3E0" w:sz="1"/>
-            </w:tcBorders>
-            <w:shd w:fill="FFFFFF" w:val="clear"/>
-            <w:tcMar>
-              <w:top w:type="dxa" w:w="70"/>
-              <w:left w:type="dxa" w:w="130"/>
-              <w:bottom w:type="dxa" w:w="70"/>
-              <w:right w:type="dxa" w:w="130"/>
-            </w:tcMar>
-          </w:tcPr>
-          <w:p>
-            <w:r>
-              <w:rPr>
-                <w:b w:val="false"/>
-                <w:bCs w:val="false"/>
-                <w:color w:val="222222"/>
-                <w:sz w:val="20"/>
-                <w:szCs w:val="20"/>
-              </w:rPr>
-              <w:t xml:space="preserve">JSON → report/index.html(含 RULES)</w:t>
+            <w:tcW w:type="dxa" w:w="5960"/>
+            <w:tcBorders>
+              <w:top w:val="single" w:color="C9D3E0" w:sz="1"/>
+              <w:left w:val="single" w:color="C9D3E0" w:sz="1"/>
+              <w:bottom w:val="single" w:color="C9D3E0" w:sz="1"/>
+              <w:right w:val="single" w:color="C9D3E0" w:sz="1"/>
+            </w:tcBorders>
+            <w:shd w:fill="FFFFFF" w:val="clear"/>
+            <w:tcMar>
+              <w:top w:type="dxa" w:w="70"/>
+              <w:left w:type="dxa" w:w="130"/>
+              <w:bottom w:type="dxa" w:w="70"/>
+              <w:right w:type="dxa" w:w="130"/>
+            </w:tcMar>
+          </w:tcPr>
+          <w:p>
+            <w:r>
+              <w:rPr>
+                <w:b w:val="false"/>
+                <w:bCs w:val="false"/>
+                <w:color w:val="222222"/>
+                <w:sz w:val="20"/>
+                <w:szCs w:val="20"/>
+              </w:rPr>
+              <w:t xml:space="preserve">JSON → report/index.html(含 RULES 規則表)</w:t>
             </w:r>
           </w:p>
         </w:tc>
@@ -4220,7 +4460,7 @@
         </w:trPr>
         <w:tc>
           <w:tcPr>
-            <w:tcW w:type="dxa" w:w="3000"/>
+            <w:tcW w:type="dxa" w:w="3400"/>
             <w:tcBorders>
               <w:top w:val="single" w:color="C9D3E0" w:sz="1"/>
               <w:left w:val="single" w:color="C9D3E0" w:sz="1"/>
@@ -4250,31 +4490,31 @@
         </w:tc>
         <w:tc>
           <w:tcPr>
-            <w:tcW w:type="dxa" w:w="6360"/>
-            <w:tcBorders>
-              <w:top w:val="single" w:color="C9D3E0" w:sz="1"/>
-              <w:left w:val="single" w:color="C9D3E0" w:sz="1"/>
-              <w:bottom w:val="single" w:color="C9D3E0" w:sz="1"/>
-              <w:right w:val="single" w:color="C9D3E0" w:sz="1"/>
-            </w:tcBorders>
-            <w:shd w:fill="FFFFFF" w:val="clear"/>
-            <w:tcMar>
-              <w:top w:type="dxa" w:w="70"/>
-              <w:left w:type="dxa" w:w="130"/>
-              <w:bottom w:type="dxa" w:w="70"/>
-              <w:right w:type="dxa" w:w="130"/>
-            </w:tcMar>
-          </w:tcPr>
-          <w:p>
-            <w:r>
-              <w:rPr>
-                <w:b w:val="false"/>
-                <w:bCs w:val="false"/>
-                <w:color w:val="222222"/>
-                <w:sz w:val="20"/>
-                <w:szCs w:val="20"/>
-              </w:rPr>
-              <w:t xml:space="preserve">一站式網頁 + 掃描 + 報告 + 修復(:8788)</w:t>
+            <w:tcW w:type="dxa" w:w="5960"/>
+            <w:tcBorders>
+              <w:top w:val="single" w:color="C9D3E0" w:sz="1"/>
+              <w:left w:val="single" w:color="C9D3E0" w:sz="1"/>
+              <w:bottom w:val="single" w:color="C9D3E0" w:sz="1"/>
+              <w:right w:val="single" w:color="C9D3E0" w:sz="1"/>
+            </w:tcBorders>
+            <w:shd w:fill="FFFFFF" w:val="clear"/>
+            <w:tcMar>
+              <w:top w:type="dxa" w:w="70"/>
+              <w:left w:type="dxa" w:w="130"/>
+              <w:bottom w:type="dxa" w:w="70"/>
+              <w:right w:type="dxa" w:w="130"/>
+            </w:tcMar>
+          </w:tcPr>
+          <w:p>
+            <w:r>
+              <w:rPr>
+                <w:b w:val="false"/>
+                <w:bCs w:val="false"/>
+                <w:color w:val="222222"/>
+                <w:sz w:val="20"/>
+                <w:szCs w:val="20"/>
+              </w:rPr>
+              <w:t xml:space="preserve">一站式網頁 + 掃描 + 報告 + 修復(:8788,ThreadingHTTPServer + 自動換埠)</w:t>
             </w:r>
           </w:p>
         </w:tc>
@@ -4285,7 +4525,7 @@
         </w:trPr>
         <w:tc>
           <w:tcPr>
-            <w:tcW w:type="dxa" w:w="3000"/>
+            <w:tcW w:type="dxa" w:w="3400"/>
             <w:tcBorders>
               <w:top w:val="single" w:color="C9D3E0" w:sz="1"/>
               <w:left w:val="single" w:color="C9D3E0" w:sz="1"/>
@@ -4315,7 +4555,7 @@
         </w:tc>
         <w:tc>
           <w:tcPr>
-            <w:tcW w:type="dxa" w:w="6360"/>
+            <w:tcW w:type="dxa" w:w="5960"/>
             <w:tcBorders>
               <w:top w:val="single" w:color="C9D3E0" w:sz="1"/>
               <w:left w:val="single" w:color="C9D3E0" w:sz="1"/>
@@ -4350,7 +4590,7 @@
         </w:trPr>
         <w:tc>
           <w:tcPr>
-            <w:tcW w:type="dxa" w:w="3000"/>
+            <w:tcW w:type="dxa" w:w="3400"/>
             <w:tcBorders>
               <w:top w:val="single" w:color="C9D3E0" w:sz="1"/>
               <w:left w:val="single" w:color="C9D3E0" w:sz="1"/>
@@ -4380,31 +4620,31 @@
         </w:tc>
         <w:tc>
           <w:tcPr>
-            <w:tcW w:type="dxa" w:w="6360"/>
-            <w:tcBorders>
-              <w:top w:val="single" w:color="C9D3E0" w:sz="1"/>
-              <w:left w:val="single" w:color="C9D3E0" w:sz="1"/>
-              <w:bottom w:val="single" w:color="C9D3E0" w:sz="1"/>
-              <w:right w:val="single" w:color="C9D3E0" w:sz="1"/>
-            </w:tcBorders>
-            <w:shd w:fill="FFFFFF" w:val="clear"/>
-            <w:tcMar>
-              <w:top w:type="dxa" w:w="70"/>
-              <w:left w:type="dxa" w:w="130"/>
-              <w:bottom w:type="dxa" w:w="70"/>
-              <w:right w:type="dxa" w:w="130"/>
-            </w:tcMar>
-          </w:tcPr>
-          <w:p>
-            <w:r>
-              <w:rPr>
-                <w:b w:val="false"/>
-                <w:bCs w:val="false"/>
-                <w:color w:val="222222"/>
-                <w:sz w:val="20"/>
-                <w:szCs w:val="20"/>
-              </w:rPr>
-              <w:t xml:space="preserve">打包可攜帶 zip(排除個資 report/data 與快取)</w:t>
+            <w:tcW w:type="dxa" w:w="5960"/>
+            <w:tcBorders>
+              <w:top w:val="single" w:color="C9D3E0" w:sz="1"/>
+              <w:left w:val="single" w:color="C9D3E0" w:sz="1"/>
+              <w:bottom w:val="single" w:color="C9D3E0" w:sz="1"/>
+              <w:right w:val="single" w:color="C9D3E0" w:sz="1"/>
+            </w:tcBorders>
+            <w:shd w:fill="FFFFFF" w:val="clear"/>
+            <w:tcMar>
+              <w:top w:type="dxa" w:w="70"/>
+              <w:left w:type="dxa" w:w="130"/>
+              <w:bottom w:type="dxa" w:w="70"/>
+              <w:right w:type="dxa" w:w="130"/>
+            </w:tcMar>
+          </w:tcPr>
+          <w:p>
+            <w:r>
+              <w:rPr>
+                <w:b w:val="false"/>
+                <w:bCs w:val="false"/>
+                <w:color w:val="222222"/>
+                <w:sz w:val="20"/>
+                <w:szCs w:val="20"/>
+              </w:rPr>
+              <w:t xml:space="preserve">打包可攜帶 zip(排除個資 report/data 與快取/截圖)</w:t>
             </w:r>
           </w:p>
         </w:tc>
@@ -4415,7 +4655,7 @@
         </w:trPr>
         <w:tc>
           <w:tcPr>
-            <w:tcW w:type="dxa" w:w="3000"/>
+            <w:tcW w:type="dxa" w:w="3400"/>
             <w:tcBorders>
               <w:top w:val="single" w:color="C9D3E0" w:sz="1"/>
               <w:left w:val="single" w:color="C9D3E0" w:sz="1"/>
@@ -4445,7 +4685,7 @@
         </w:tc>
         <w:tc>
           <w:tcPr>
-            <w:tcW w:type="dxa" w:w="6360"/>
+            <w:tcW w:type="dxa" w:w="5960"/>
             <w:tcBorders>
               <w:top w:val="single" w:color="C9D3E0" w:sz="1"/>
               <w:left w:val="single" w:color="C9D3E0" w:sz="1"/>
@@ -4480,7 +4720,7 @@
         </w:trPr>
         <w:tc>
           <w:tcPr>
-            <w:tcW w:type="dxa" w:w="3000"/>
+            <w:tcW w:type="dxa" w:w="3400"/>
             <w:tcBorders>
               <w:top w:val="single" w:color="C9D3E0" w:sz="1"/>
               <w:left w:val="single" w:color="C9D3E0" w:sz="1"/>
@@ -4510,7 +4750,7 @@
         </w:tc>
         <w:tc>
           <w:tcPr>
-            <w:tcW w:type="dxa" w:w="6360"/>
+            <w:tcW w:type="dxa" w:w="5960"/>
             <w:tcBorders>
               <w:top w:val="single" w:color="C9D3E0" w:sz="1"/>
               <w:left w:val="single" w:color="C9D3E0" w:sz="1"/>
@@ -4543,16 +4783,16 @@
     <w:p>
       <w:pPr>
         <w:pBdr>
-          <w:left w:val="single" w:color="0F6FB5" w:sz="18"/>
+          <w:left w:val="single" w:color="B00020" w:sz="18"/>
         </w:pBdr>
-        <w:shd w:fill="EAF2FB" w:val="clear"/>
+        <w:shd w:fill="FCEBEB" w:val="clear"/>
         <w:spacing w:after="120" w:before="80"/>
       </w:pPr>
       <w:r>
         <w:rPr>
           <w:color w:val="333333"/>
         </w:rPr>
-        <w:t xml:space="preserve">散佈與去敏:package.sh 已排除 report/data 與 report/index.html(個人掃描資料)。任何要散佈的截圖/範例也必須先去敏(使用者名、序號、App 名、主機名),不可把同一份個資的截圖嵌進文件。</w:t>
+        <w:t xml:space="preserve">散佈與去敏:package.sh 已排除 report/data 與 report/index.html(個人掃描資料)。任何要散佈的截圖/範例也必須先去敏(使用者名、序號、App/程序名、主機名、IP),不可把同一份個資的截圖嵌進文件。</w:t>
       </w:r>
     </w:p>
     <w:sectPr>
